--- a/Clients/JDH/JDH-AI-Growth-Report.docx
+++ b/Clients/JDH/JDH-AI-Growth-Report.docx
@@ -42,6 +42,7 @@
     </w:tbl>
     <w:p>
       <w:pPr>
+        <w:keepNext/>
         <w:spacing w:after="0" w:before="800"/>
       </w:pPr>
       <w:r>
@@ -95,6 +96,7 @@
     </w:p>
     <w:p>
       <w:pPr>
+        <w:keepNext/>
         <w:spacing w:after="0" w:before="400"/>
       </w:pPr>
       <w:r>
@@ -165,6 +167,7 @@
     </w:tbl>
     <w:p>
       <w:pPr>
+        <w:keepNext/>
         <w:spacing w:after="0" w:before="300"/>
       </w:pPr>
       <w:r>
@@ -224,6 +227,7 @@
     </w:p>
     <w:p>
       <w:pPr>
+        <w:keepNext/>
         <w:spacing w:after="0" w:before="80"/>
       </w:pPr>
       <w:r>
@@ -262,6 +266,7 @@
     </w:p>
     <w:p>
       <w:pPr>
+        <w:keepNext/>
         <w:spacing w:after="0" w:before="600"/>
       </w:pPr>
       <w:r>
@@ -308,6 +313,7 @@
     </w:tbl>
     <w:p>
       <w:pPr>
+        <w:keepNext/>
         <w:spacing w:after="0" w:before="120"/>
       </w:pPr>
       <w:r>
@@ -355,15 +361,11 @@
       </w:sdtContent>
     </w:sdt>
     <w:p>
-      <w:r>
-        <w:br w:type="page"/>
-      </w:r>
-    </w:p>
-    <w:p>
       <w:pPr>
         <w:pStyle w:val="Heading1"/>
         <w:keepNext/>
-        <w:spacing w:after="120" w:before="480" w:line="240"/>
+        <w:pageBreakBefore/>
+        <w:spacing w:after="120" w:before="0" w:line="240"/>
       </w:pPr>
       <w:r>
         <w:rPr>
@@ -444,6 +446,7 @@
     </w:tbl>
     <w:p>
       <w:pPr>
+        <w:keepNext/>
         <w:spacing w:after="0" w:before="200"/>
       </w:pPr>
       <w:r>
@@ -677,6 +680,7 @@
     </w:tbl>
     <w:p>
       <w:pPr>
+        <w:keepNext/>
         <w:spacing w:after="0" w:before="300"/>
       </w:pPr>
       <w:r>
@@ -742,6 +746,7 @@
     </w:p>
     <w:p>
       <w:pPr>
+        <w:keepNext/>
         <w:spacing w:after="0" w:before="100"/>
       </w:pPr>
       <w:r>
@@ -887,14 +892,15 @@
           <w:sz w:val="20"/>
           <w:szCs w:val="20"/>
         </w:rPr>
-        <w:t xml:space="preserve">A note on figures: this blueprint was built from public information plus Technijian’s own internal records of the JDH environment. JDH’s confidential business numbers — quote volume, win rate, average part-program value and margin, named-account concentration, current revenue — were not available for this draft. Every projection below is labeled estimated and conservative and calibrates to real numbers after a short discovery call. The specific questions are in Section 14.</w:t>
+        <w:t xml:space="preserve">A note on figures: this blueprint was built from public information plus Technijian’s own internal records of the JDH environment. JDH’s confidential business numbers — quote volume, win rate, average part-program value and margin, named-account concentration, current revenue — were not available for this draft. Every projection below is labeled estimated and conservative and calibrates to real numbers after a short discovery call. The specific questions are in Section 15.</w:t>
       </w:r>
     </w:p>
     <w:p>
       <w:pPr>
         <w:pStyle w:val="Heading1"/>
         <w:keepNext/>
-        <w:spacing w:after="120" w:before="480" w:line="240"/>
+        <w:pageBreakBefore/>
+        <w:spacing w:after="120" w:before="0" w:line="240"/>
       </w:pPr>
       <w:r>
         <w:rPr>
@@ -975,6 +981,7 @@
     </w:tbl>
     <w:p>
       <w:pPr>
+        <w:keepNext/>
         <w:spacing w:after="0" w:before="100"/>
       </w:pPr>
       <w:r>
@@ -1002,6 +1009,7 @@
     </w:p>
     <w:p>
       <w:pPr>
+        <w:keepNext/>
         <w:spacing w:after="0" w:before="160"/>
       </w:pPr>
       <w:r>
@@ -1073,6 +1081,7 @@
     </w:p>
     <w:p>
       <w:pPr>
+        <w:keepNext/>
         <w:spacing w:after="0" w:before="120"/>
       </w:pPr>
       <w:r>
@@ -1195,6 +1204,7 @@
     </w:p>
     <w:p>
       <w:pPr>
+        <w:keepNext/>
         <w:spacing w:after="0" w:before="120"/>
       </w:pPr>
       <w:r>
@@ -1328,7 +1338,8 @@
       <w:pPr>
         <w:pStyle w:val="Heading1"/>
         <w:keepNext/>
-        <w:spacing w:after="120" w:before="480" w:line="240"/>
+        <w:pageBreakBefore/>
+        <w:spacing w:after="120" w:before="0" w:line="240"/>
       </w:pPr>
       <w:r>
         <w:rPr>
@@ -1409,6 +1420,7 @@
     </w:tbl>
     <w:p>
       <w:pPr>
+        <w:keepNext/>
         <w:spacing w:after="0" w:before="100"/>
       </w:pPr>
       <w:r>
@@ -1436,6 +1448,7 @@
     </w:p>
     <w:p>
       <w:pPr>
+        <w:keepNext/>
         <w:spacing w:after="0" w:before="140"/>
       </w:pPr>
       <w:r>
@@ -1482,6 +1495,7 @@
     </w:p>
     <w:p>
       <w:pPr>
+        <w:keepNext/>
         <w:spacing w:after="0" w:before="120"/>
       </w:pPr>
       <w:r>
@@ -1528,6 +1542,7 @@
     </w:p>
     <w:p>
       <w:pPr>
+        <w:keepNext/>
         <w:spacing w:after="0" w:before="120"/>
       </w:pPr>
       <w:r>
@@ -1574,6 +1589,7 @@
     </w:p>
     <w:p>
       <w:pPr>
+        <w:keepNext/>
         <w:spacing w:after="0" w:before="120"/>
       </w:pPr>
       <w:r>
@@ -1707,7 +1723,8 @@
       <w:pPr>
         <w:pStyle w:val="Heading1"/>
         <w:keepNext/>
-        <w:spacing w:after="120" w:before="480" w:line="240"/>
+        <w:pageBreakBefore/>
+        <w:spacing w:after="120" w:before="0" w:line="240"/>
       </w:pPr>
       <w:r>
         <w:rPr>
@@ -1788,6 +1805,7 @@
     </w:tbl>
     <w:p>
       <w:pPr>
+        <w:keepNext/>
         <w:spacing w:after="0" w:before="100"/>
       </w:pPr>
       <w:r>
@@ -1815,6 +1833,7 @@
     </w:p>
     <w:p>
       <w:pPr>
+        <w:keepNext/>
         <w:spacing w:after="0" w:before="120"/>
       </w:pPr>
       <w:r>
@@ -2502,6 +2521,7 @@
     </w:tbl>
     <w:p>
       <w:pPr>
+        <w:keepNext/>
         <w:spacing w:after="0" w:before="160"/>
       </w:pPr>
       <w:r>
@@ -2635,7 +2655,8 @@
       <w:pPr>
         <w:pStyle w:val="Heading1"/>
         <w:keepNext/>
-        <w:spacing w:after="120" w:before="480" w:line="240"/>
+        <w:pageBreakBefore/>
+        <w:spacing w:after="120" w:before="0" w:line="240"/>
       </w:pPr>
       <w:r>
         <w:rPr>
@@ -2716,6 +2737,7 @@
     </w:tbl>
     <w:p>
       <w:pPr>
+        <w:keepNext/>
         <w:spacing w:after="0" w:before="100"/>
       </w:pPr>
       <w:r>
@@ -2743,6 +2765,7 @@
     </w:p>
     <w:p>
       <w:pPr>
+        <w:keepNext/>
         <w:spacing w:after="0" w:before="160"/>
       </w:pPr>
       <w:r>
@@ -3132,6 +3155,7 @@
     </w:tbl>
     <w:p>
       <w:pPr>
+        <w:keepNext/>
         <w:spacing w:after="0" w:before="160"/>
       </w:pPr>
       <w:r>
@@ -3521,6 +3545,7 @@
     </w:tbl>
     <w:p>
       <w:pPr>
+        <w:keepNext/>
         <w:spacing w:after="0" w:before="160"/>
       </w:pPr>
       <w:r>
@@ -3910,6 +3935,7 @@
     </w:tbl>
     <w:p>
       <w:pPr>
+        <w:keepNext/>
         <w:spacing w:after="0" w:before="160"/>
       </w:pPr>
       <w:r>
@@ -4299,6 +4325,7 @@
     </w:tbl>
     <w:p>
       <w:pPr>
+        <w:keepNext/>
         <w:spacing w:after="0" w:before="160"/>
       </w:pPr>
       <w:r>
@@ -4688,6 +4715,7 @@
     </w:tbl>
     <w:p>
       <w:pPr>
+        <w:keepNext/>
         <w:spacing w:after="0" w:before="200"/>
       </w:pPr>
       <w:r>
@@ -4715,6 +4743,7 @@
     </w:p>
     <w:p>
       <w:pPr>
+        <w:keepNext/>
         <w:spacing w:after="0" w:before="60"/>
       </w:pPr>
       <w:r>
@@ -4788,7 +4817,8 @@
       <w:pPr>
         <w:pStyle w:val="Heading1"/>
         <w:keepNext/>
-        <w:spacing w:after="120" w:before="480" w:line="240"/>
+        <w:pageBreakBefore/>
+        <w:spacing w:after="120" w:before="0" w:line="240"/>
       </w:pPr>
       <w:r>
         <w:rPr>
@@ -4869,6 +4899,7 @@
     </w:tbl>
     <w:p>
       <w:pPr>
+        <w:keepNext/>
         <w:spacing w:after="0" w:before="100"/>
       </w:pPr>
       <w:r>
@@ -4896,6 +4927,7 @@
     </w:p>
     <w:p>
       <w:pPr>
+        <w:keepNext/>
         <w:spacing w:after="0" w:before="140"/>
       </w:pPr>
       <w:r>
@@ -6084,6 +6116,7 @@
     </w:tbl>
     <w:p>
       <w:pPr>
+        <w:keepNext/>
         <w:spacing w:after="0" w:before="200"/>
       </w:pPr>
       <w:r>
@@ -7020,6 +7053,7 @@
     </w:tbl>
     <w:p>
       <w:pPr>
+        <w:keepNext/>
         <w:spacing w:after="0" w:before="160"/>
       </w:pPr>
       <w:r>
@@ -7047,6 +7081,7 @@
     </w:p>
     <w:p>
       <w:pPr>
+        <w:keepNext/>
         <w:spacing w:after="0" w:before="60"/>
       </w:pPr>
       <w:r>
@@ -7118,6 +7153,7 @@
     </w:p>
     <w:p>
       <w:pPr>
+        <w:keepNext/>
         <w:spacing w:after="0" w:before="160"/>
       </w:pPr>
       <w:r>
@@ -7251,7 +7287,8 @@
       <w:pPr>
         <w:pStyle w:val="Heading1"/>
         <w:keepNext/>
-        <w:spacing w:after="120" w:before="480" w:line="240"/>
+        <w:pageBreakBefore/>
+        <w:spacing w:after="120" w:before="0" w:line="240"/>
       </w:pPr>
       <w:r>
         <w:rPr>
@@ -7332,6 +7369,7 @@
     </w:tbl>
     <w:p>
       <w:pPr>
+        <w:keepNext/>
         <w:spacing w:after="0" w:before="100"/>
       </w:pPr>
       <w:r>
@@ -7359,6 +7397,7 @@
     </w:p>
     <w:p>
       <w:pPr>
+        <w:keepNext/>
         <w:spacing w:after="0" w:before="140"/>
       </w:pPr>
       <w:r>
@@ -8376,6 +8415,7 @@
     </w:tbl>
     <w:p>
       <w:pPr>
+        <w:keepNext/>
         <w:spacing w:after="0" w:before="160"/>
       </w:pPr>
       <w:r>
@@ -8507,9 +8547,230 @@
     </w:tbl>
     <w:p>
       <w:pPr>
+        <w:keepNext/>
+        <w:spacing w:after="0" w:before="160"/>
+      </w:pPr>
+      <w:r>
+        <w:t xml:space="preserve"/>
+      </w:r>
+    </w:p>
+    <w:p>
+      <w:pPr>
+        <w:pStyle w:val="Heading2"/>
+        <w:keepNext/>
+        <w:keepLines/>
+        <w:spacing w:after="120" w:before="280"/>
+      </w:pPr>
+      <w:r>
+        <w:rPr>
+          <w:rFonts w:ascii="Open Sans" w:cs="Open Sans" w:eastAsia="Open Sans" w:hAnsi="Open Sans"/>
+          <w:b/>
+          <w:bCs/>
+          <w:color w:val="F67D4B"/>
+          <w:sz w:val="26"/>
+          <w:szCs w:val="26"/>
+        </w:rPr>
+        <w:t xml:space="preserve">AI Search Reality Check</w:t>
+      </w:r>
+    </w:p>
+    <w:p>
+      <w:pPr>
+        <w:spacing w:after="140" w:before="0" w:line="320"/>
+        <w:jc w:val="both"/>
+      </w:pPr>
+      <w:r>
+        <w:rPr>
+          <w:rFonts w:ascii="Open Sans" w:cs="Open Sans" w:eastAsia="Open Sans" w:hAnsi="Open Sans"/>
+          <w:b w:val="false"/>
+          <w:bCs w:val="false"/>
+          <w:i w:val="false"/>
+          <w:iCs w:val="false"/>
+          <w:color w:val="59595B"/>
+          <w:sz w:val="22"/>
+          <w:szCs w:val="22"/>
+        </w:rPr>
+        <w:t xml:space="preserve">Here is the gap made concrete. When an OEM sourcing or NPI engineer asks an AI assistant the question below today, this is the shape of the answer they get — illustrative of how AI search resolves this query right now:</w:t>
+      </w:r>
+    </w:p>
+    <w:tbl>
+      <w:tblPr>
+        <w:tblW w:type="dxa" w:w="9360"/>
+        <w:tblBorders>
+          <w:top w:val="single" w:color="auto" w:sz="4"/>
+          <w:left w:val="single" w:color="auto" w:sz="4"/>
+          <w:bottom w:val="single" w:color="auto" w:sz="4"/>
+          <w:right w:val="single" w:color="auto" w:sz="4"/>
+          <w:insideH w:val="single" w:color="auto" w:sz="4"/>
+          <w:insideV w:val="single" w:color="auto" w:sz="4"/>
+        </w:tblBorders>
+      </w:tblPr>
+      <w:tblGrid>
+        <w:gridCol w:w="80"/>
+        <w:gridCol w:w="9280"/>
+      </w:tblGrid>
+      <w:tr>
+        <w:trPr>
+          <w:cantSplit/>
+        </w:trPr>
+        <w:tc>
+          <w:tcPr>
+            <w:tcW w:type="dxa" w:w="80"/>
+            <w:tcBorders>
+              <w:top w:val="none" w:color="FFFFFF" w:sz="0"/>
+              <w:left w:val="none" w:color="FFFFFF" w:sz="0"/>
+              <w:bottom w:val="none" w:color="FFFFFF" w:sz="0"/>
+              <w:right w:val="none" w:color="FFFFFF" w:sz="0"/>
+            </w:tcBorders>
+            <w:shd w:fill="F67D4B" w:val="clear"/>
+          </w:tcPr>
+          <w:p>
+            <w:r>
+              <w:t xml:space="preserve"/>
+            </w:r>
+          </w:p>
+        </w:tc>
+        <w:tc>
+          <w:tcPr>
+            <w:tcW w:type="dxa" w:w="9280"/>
+            <w:tcBorders>
+              <w:top w:val="none" w:color="FFFFFF" w:sz="0"/>
+              <w:left w:val="none" w:color="FFFFFF" w:sz="0"/>
+              <w:bottom w:val="none" w:color="FFFFFF" w:sz="0"/>
+              <w:right w:val="none" w:color="FFFFFF" w:sz="0"/>
+            </w:tcBorders>
+            <w:shd w:fill="F8F9FA" w:val="clear"/>
+            <w:tcMar>
+              <w:top w:type="dxa" w:w="160"/>
+              <w:left w:type="dxa" w:w="240"/>
+              <w:bottom w:type="dxa" w:w="160"/>
+              <w:right w:type="dxa" w:w="200"/>
+            </w:tcMar>
+          </w:tcPr>
+          <w:p>
+            <w:pPr>
+              <w:keepNext/>
+              <w:keepLines/>
+              <w:spacing w:after="80" w:before="80"/>
+            </w:pPr>
+            <w:r>
+              <w:rPr>
+                <w:rFonts w:ascii="Open Sans" w:cs="Open Sans" w:eastAsia="Open Sans" w:hAnsi="Open Sans"/>
+                <w:b/>
+                <w:bCs/>
+                <w:color w:val="F67D4B"/>
+                <w:sz w:val="22"/>
+                <w:szCs w:val="22"/>
+              </w:rPr>
+              <w:t xml:space="preserve">Prompt: "Who is a tariff-resilient, minority-owned supplier for cast and forged industrial components?"</w:t>
+            </w:r>
+          </w:p>
+          <w:p>
+            <w:pPr>
+              <w:keepNext/>
+              <w:keepLines/>
+              <w:spacing w:after="60" w:before="40" w:line="300"/>
+            </w:pPr>
+            <w:r>
+              <w:rPr>
+                <w:rFonts w:ascii="Open Sans" w:cs="Open Sans" w:eastAsia="Open Sans" w:hAnsi="Open Sans"/>
+                <w:color w:val="59595B"/>
+                <w:sz w:val="20"/>
+                <w:szCs w:val="20"/>
+              </w:rPr>
+              <w:t xml:space="preserve">TODAY — the AI assistant answers with whichever suppliers have the strongest content and third-party signals it can read: it names a couple of large precision players and a domestic foundry, and does NOT mention JDH Pacific — even though JDH holds the NMSDC minority-owned certification, the China + India + Mexico + US multi-origin footprint, and thirty-five years of Fortune-500 supply. JDH is invisible at the exact moment the buyer is forming a shortlist.</w:t>
+            </w:r>
+          </w:p>
+          <w:p>
+            <w:pPr>
+              <w:keepNext w:val="false"/>
+              <w:keepLines/>
+              <w:spacing w:after="60" w:before="40" w:line="300"/>
+            </w:pPr>
+            <w:r>
+              <w:rPr>
+                <w:rFonts w:ascii="Open Sans" w:cs="Open Sans" w:eastAsia="Open Sans" w:hAnsi="Open Sans"/>
+                <w:color w:val="59595B"/>
+                <w:sz w:val="20"/>
+                <w:szCs w:val="20"/>
+              </w:rPr>
+              <w:t xml:space="preserve">AFTER AEO — the same query returns JDH as a cited option ("JDH Pacific is an NMSDC-certified minority-owned contract manufacturer of cast, forged, and machined components with a multi-origin US, Mexico, China, and India supply chain…"), with the authority content, the surfaced MBE certification, and the supplier awards as the supporting evidence the assistant points to.</w:t>
+            </w:r>
+          </w:p>
+        </w:tc>
+      </w:tr>
+    </w:tbl>
+    <w:p>
+      <w:pPr>
+        <w:spacing w:after="140" w:before="0" w:line="320"/>
+        <w:jc w:val="both"/>
+      </w:pPr>
+      <w:r>
+        <w:rPr>
+          <w:rFonts w:ascii="Open Sans" w:cs="Open Sans" w:eastAsia="Open Sans" w:hAnsi="Open Sans"/>
+          <w:b w:val="false"/>
+          <w:bCs w:val="false"/>
+          <w:i/>
+          <w:iCs/>
+          <w:color w:val="59595B"/>
+          <w:sz w:val="18"/>
+          <w:szCs w:val="18"/>
+        </w:rPr>
+        <w:t xml:space="preserve">(Illustrative of current AI-search behavior for this query class; the live baseline is captured in Quick Win 1.)</w:t>
+      </w:r>
+    </w:p>
+    <w:p>
+      <w:pPr>
+        <w:keepNext/>
+        <w:spacing w:after="0" w:before="160"/>
+      </w:pPr>
+      <w:r>
+        <w:t xml:space="preserve"/>
+      </w:r>
+    </w:p>
+    <w:p>
+      <w:pPr>
+        <w:pStyle w:val="Heading2"/>
+        <w:keepNext/>
+        <w:keepLines/>
+        <w:spacing w:after="120" w:before="280"/>
+      </w:pPr>
+      <w:r>
+        <w:rPr>
+          <w:rFonts w:ascii="Open Sans" w:cs="Open Sans" w:eastAsia="Open Sans" w:hAnsi="Open Sans"/>
+          <w:b/>
+          <w:bCs/>
+          <w:color w:val="CC0000"/>
+          <w:sz w:val="26"/>
+          <w:szCs w:val="26"/>
+        </w:rPr>
+        <w:t xml:space="preserve">The Cost of Waiting</w:t>
+      </w:r>
+    </w:p>
+    <w:p>
+      <w:pPr>
+        <w:spacing w:after="140" w:before="0" w:line="320"/>
+        <w:jc w:val="both"/>
+      </w:pPr>
+      <w:r>
+        <w:rPr>
+          <w:rFonts w:ascii="Open Sans" w:cs="Open Sans" w:eastAsia="Open Sans" w:hAnsi="Open Sans"/>
+          <w:b w:val="false"/>
+          <w:bCs w:val="false"/>
+          <w:i w:val="false"/>
+          <w:iCs w:val="false"/>
+          <w:color w:val="59595B"/>
+          <w:sz w:val="22"/>
+          <w:szCs w:val="22"/>
+        </w:rPr>
+        <w:t xml:space="preserve">Answer-engine visibility compounds, and it rewards whoever optimizes first. Every quarter JDH is not cited, the assistants learn to answer "offshore casting supplier" or "minority-owned forging supplier" with someone else — and that default, once set in the training and retrieval data, is far harder and more expensive to dislodge than to claim now. The 2025-2026 reshoring and tariff-rebalance window is the moment OEM sourcing teams are actively re-sourcing, and the supplier they find first in an AI answer is the one that gets the RFQ. The cost of waiting is not zero — it is a competitor becoming the default answer, and the re-source program JDH never sees.</w:t>
+      </w:r>
+    </w:p>
+    <w:p>
+      <w:pPr>
         <w:pStyle w:val="Heading1"/>
         <w:keepNext/>
-        <w:spacing w:after="120" w:before="480" w:line="240"/>
+        <w:pageBreakBefore/>
+        <w:spacing w:after="120" w:before="0" w:line="240"/>
       </w:pPr>
       <w:r>
         <w:rPr>
@@ -8590,6 +8851,7 @@
     </w:tbl>
     <w:p>
       <w:pPr>
+        <w:keepNext/>
         <w:spacing w:after="0" w:before="100"/>
       </w:pPr>
       <w:r>
@@ -8617,6 +8879,7 @@
     </w:p>
     <w:p>
       <w:pPr>
+        <w:keepNext/>
         <w:spacing w:after="0" w:before="140"/>
       </w:pPr>
       <w:r>
@@ -8663,6 +8926,7 @@
     </w:p>
     <w:p>
       <w:pPr>
+        <w:keepNext/>
         <w:spacing w:after="0" w:before="120"/>
       </w:pPr>
       <w:r>
@@ -8709,6 +8973,7 @@
     </w:p>
     <w:p>
       <w:pPr>
+        <w:keepNext/>
         <w:spacing w:after="0" w:before="120"/>
       </w:pPr>
       <w:r>
@@ -8755,6 +9020,7 @@
     </w:p>
     <w:p>
       <w:pPr>
+        <w:keepNext/>
         <w:spacing w:after="0" w:before="120"/>
       </w:pPr>
       <w:r>
@@ -8888,7 +9154,8 @@
       <w:pPr>
         <w:pStyle w:val="Heading1"/>
         <w:keepNext/>
-        <w:spacing w:after="120" w:before="480" w:line="240"/>
+        <w:pageBreakBefore/>
+        <w:spacing w:after="120" w:before="0" w:line="240"/>
       </w:pPr>
       <w:r>
         <w:rPr>
@@ -8969,6 +9236,7 @@
     </w:tbl>
     <w:p>
       <w:pPr>
+        <w:keepNext/>
         <w:spacing w:after="0" w:before="100"/>
       </w:pPr>
       <w:r>
@@ -8996,6 +9264,7 @@
     </w:p>
     <w:p>
       <w:pPr>
+        <w:keepNext/>
         <w:spacing w:after="0" w:before="160"/>
       </w:pPr>
       <w:r>
@@ -9148,6 +9417,7 @@
     </w:tbl>
     <w:p>
       <w:pPr>
+        <w:keepNext/>
         <w:spacing w:after="0" w:before="140"/>
       </w:pPr>
       <w:r>
@@ -9281,6 +9551,7 @@
     </w:tbl>
     <w:p>
       <w:pPr>
+        <w:keepNext/>
         <w:spacing w:after="0" w:before="140"/>
       </w:pPr>
       <w:r>
@@ -9414,6 +9685,7 @@
     </w:tbl>
     <w:p>
       <w:pPr>
+        <w:keepNext/>
         <w:spacing w:after="0" w:before="140"/>
       </w:pPr>
       <w:r>
@@ -9547,6 +9819,7 @@
     </w:tbl>
     <w:p>
       <w:pPr>
+        <w:keepNext/>
         <w:spacing w:after="0" w:before="140"/>
       </w:pPr>
       <w:r>
@@ -9680,6 +9953,7 @@
     </w:tbl>
     <w:p>
       <w:pPr>
+        <w:keepNext/>
         <w:spacing w:after="0" w:before="160"/>
       </w:pPr>
       <w:r>
@@ -9832,6 +10106,7 @@
     </w:tbl>
     <w:p>
       <w:pPr>
+        <w:keepNext/>
         <w:spacing w:after="0" w:before="140"/>
       </w:pPr>
       <w:r>
@@ -9965,6 +10240,7 @@
     </w:tbl>
     <w:p>
       <w:pPr>
+        <w:keepNext/>
         <w:spacing w:after="0" w:before="140"/>
       </w:pPr>
       <w:r>
@@ -10098,9 +10374,535 @@
     </w:tbl>
     <w:p>
       <w:pPr>
+        <w:keepNext/>
+        <w:spacing w:after="0" w:before="200"/>
+      </w:pPr>
+      <w:r>
+        <w:t xml:space="preserve"/>
+      </w:r>
+    </w:p>
+    <w:p>
+      <w:pPr>
+        <w:pStyle w:val="Heading2"/>
+        <w:keepNext/>
+        <w:keepLines/>
+        <w:spacing w:after="120" w:before="280"/>
+      </w:pPr>
+      <w:r>
+        <w:rPr>
+          <w:rFonts w:ascii="Open Sans" w:cs="Open Sans" w:eastAsia="Open Sans" w:hAnsi="Open Sans"/>
+          <w:b/>
+          <w:bCs/>
+          <w:color w:val="006DB6"/>
+          <w:sz w:val="26"/>
+          <w:szCs w:val="26"/>
+        </w:rPr>
+        <w:t xml:space="preserve">How We Keep AI Affordable — Seven Models, Routed by Task</w:t>
+      </w:r>
+    </w:p>
+    <w:p>
+      <w:pPr>
+        <w:spacing w:after="140" w:before="0" w:line="320"/>
+        <w:jc w:val="both"/>
+      </w:pPr>
+      <w:r>
+        <w:rPr>
+          <w:rFonts w:ascii="Open Sans" w:cs="Open Sans" w:eastAsia="Open Sans" w:hAnsi="Open Sans"/>
+          <w:b w:val="false"/>
+          <w:bCs w:val="false"/>
+          <w:i w:val="false"/>
+          <w:iCs w:val="false"/>
+          <w:color w:val="59595B"/>
+          <w:sz w:val="22"/>
+          <w:szCs w:val="22"/>
+        </w:rPr>
+        <w:t xml:space="preserve">A fair question about running AI across quoting, qualification docs, account intelligence, and content: will the token bill be enormous? Not the way Technijian builds it. We do not wire every task to one expensive model — our platform routes across roughly seven models, spanning three AI vendors and three capability tiers, and sends each sub-task to the cheapest model that can do it well.</w:t>
+      </w:r>
+    </w:p>
+    <w:tbl>
+      <w:tblPr>
+        <w:tblW w:type="dxa" w:w="9360"/>
+        <w:tblBorders>
+          <w:top w:val="single" w:color="auto" w:sz="4"/>
+          <w:left w:val="single" w:color="auto" w:sz="4"/>
+          <w:bottom w:val="single" w:color="auto" w:sz="4"/>
+          <w:right w:val="single" w:color="auto" w:sz="4"/>
+          <w:insideH w:val="single" w:color="auto" w:sz="4"/>
+          <w:insideV w:val="single" w:color="auto" w:sz="4"/>
+        </w:tblBorders>
+      </w:tblPr>
+      <w:tblGrid>
+        <w:gridCol w:w="2448"/>
+        <w:gridCol w:w="4752"/>
+        <w:gridCol w:w="2160"/>
+      </w:tblGrid>
+      <w:tr>
+        <w:trPr>
+          <w:cantSplit/>
+          <w:tblHeader/>
+        </w:trPr>
+        <w:tc>
+          <w:tcPr>
+            <w:tcW w:type="dxa" w:w="2448"/>
+            <w:tcBorders>
+              <w:top w:val="single" w:color="E9ECEF" w:sz="4"/>
+              <w:left w:val="single" w:color="E9ECEF" w:sz="4"/>
+              <w:bottom w:val="single" w:color="E9ECEF" w:sz="4"/>
+              <w:right w:val="single" w:color="E9ECEF" w:sz="4"/>
+            </w:tcBorders>
+            <w:shd w:fill="1A1A2E" w:val="clear"/>
+            <w:tcMar>
+              <w:top w:type="dxa" w:w="120"/>
+              <w:left w:type="dxa" w:w="140"/>
+              <w:bottom w:type="dxa" w:w="120"/>
+              <w:right w:type="dxa" w:w="140"/>
+            </w:tcMar>
+            <w:vAlign w:val="center"/>
+          </w:tcPr>
+          <w:p>
+            <w:pPr>
+              <w:jc w:val="left"/>
+            </w:pPr>
+            <w:r>
+              <w:rPr>
+                <w:rFonts w:ascii="Open Sans" w:cs="Open Sans" w:eastAsia="Open Sans" w:hAnsi="Open Sans"/>
+                <w:b/>
+                <w:bCs/>
+                <w:color w:val="FFFFFF"/>
+                <w:sz w:val="20"/>
+                <w:szCs w:val="20"/>
+              </w:rPr>
+              <w:t xml:space="preserve">Tier</w:t>
+            </w:r>
+          </w:p>
+        </w:tc>
+        <w:tc>
+          <w:tcPr>
+            <w:tcW w:type="dxa" w:w="4752"/>
+            <w:tcBorders>
+              <w:top w:val="single" w:color="E9ECEF" w:sz="4"/>
+              <w:left w:val="single" w:color="E9ECEF" w:sz="4"/>
+              <w:bottom w:val="single" w:color="E9ECEF" w:sz="4"/>
+              <w:right w:val="single" w:color="E9ECEF" w:sz="4"/>
+            </w:tcBorders>
+            <w:shd w:fill="1A1A2E" w:val="clear"/>
+            <w:tcMar>
+              <w:top w:type="dxa" w:w="120"/>
+              <w:left w:type="dxa" w:w="140"/>
+              <w:bottom w:type="dxa" w:w="120"/>
+              <w:right w:type="dxa" w:w="140"/>
+            </w:tcMar>
+            <w:vAlign w:val="center"/>
+          </w:tcPr>
+          <w:p>
+            <w:pPr>
+              <w:jc w:val="left"/>
+            </w:pPr>
+            <w:r>
+              <w:rPr>
+                <w:rFonts w:ascii="Open Sans" w:cs="Open Sans" w:eastAsia="Open Sans" w:hAnsi="Open Sans"/>
+                <w:b/>
+                <w:bCs/>
+                <w:color w:val="FFFFFF"/>
+                <w:sz w:val="20"/>
+                <w:szCs w:val="20"/>
+              </w:rPr>
+              <w:t xml:space="preserve">What It Does</w:t>
+            </w:r>
+          </w:p>
+        </w:tc>
+        <w:tc>
+          <w:tcPr>
+            <w:tcW w:type="dxa" w:w="2160"/>
+            <w:tcBorders>
+              <w:top w:val="single" w:color="E9ECEF" w:sz="4"/>
+              <w:left w:val="single" w:color="E9ECEF" w:sz="4"/>
+              <w:bottom w:val="single" w:color="E9ECEF" w:sz="4"/>
+              <w:right w:val="single" w:color="E9ECEF" w:sz="4"/>
+            </w:tcBorders>
+            <w:shd w:fill="1A1A2E" w:val="clear"/>
+            <w:tcMar>
+              <w:top w:type="dxa" w:w="120"/>
+              <w:left w:type="dxa" w:w="140"/>
+              <w:bottom w:type="dxa" w:w="120"/>
+              <w:right w:type="dxa" w:w="140"/>
+            </w:tcMar>
+            <w:vAlign w:val="center"/>
+          </w:tcPr>
+          <w:p>
+            <w:pPr>
+              <w:jc w:val="center"/>
+            </w:pPr>
+            <w:r>
+              <w:rPr>
+                <w:rFonts w:ascii="Open Sans" w:cs="Open Sans" w:eastAsia="Open Sans" w:hAnsi="Open Sans"/>
+                <w:b/>
+                <w:bCs/>
+                <w:color w:val="FFFFFF"/>
+                <w:sz w:val="20"/>
+                <w:szCs w:val="20"/>
+              </w:rPr>
+              <w:t xml:space="preserve">Share of Work</w:t>
+            </w:r>
+          </w:p>
+        </w:tc>
+      </w:tr>
+      <w:tr>
+        <w:trPr>
+          <w:cantSplit/>
+        </w:trPr>
+        <w:tc>
+          <w:tcPr>
+            <w:tcW w:type="dxa" w:w="2448"/>
+            <w:tcBorders>
+              <w:top w:val="single" w:color="E9ECEF" w:sz="4"/>
+              <w:left w:val="single" w:color="E9ECEF" w:sz="4"/>
+              <w:bottom w:val="single" w:color="E9ECEF" w:sz="4"/>
+              <w:right w:val="single" w:color="E9ECEF" w:sz="4"/>
+            </w:tcBorders>
+            <w:shd w:fill="FFFFFF" w:val="clear"/>
+            <w:tcMar>
+              <w:top w:type="dxa" w:w="100"/>
+              <w:left w:type="dxa" w:w="140"/>
+              <w:bottom w:type="dxa" w:w="100"/>
+              <w:right w:type="dxa" w:w="140"/>
+            </w:tcMar>
+            <w:vAlign w:val="center"/>
+          </w:tcPr>
+          <w:p>
+            <w:pPr>
+              <w:jc w:val="left"/>
+            </w:pPr>
+            <w:r>
+              <w:rPr>
+                <w:rFonts w:ascii="Open Sans" w:cs="Open Sans" w:eastAsia="Open Sans" w:hAnsi="Open Sans"/>
+                <w:b/>
+                <w:bCs/>
+                <w:color w:val="59595B"/>
+                <w:sz w:val="20"/>
+                <w:szCs w:val="20"/>
+              </w:rPr>
+              <w:t xml:space="preserve">Frontier (premium)</w:t>
+            </w:r>
+          </w:p>
+        </w:tc>
+        <w:tc>
+          <w:tcPr>
+            <w:tcW w:type="dxa" w:w="4752"/>
+            <w:tcBorders>
+              <w:top w:val="single" w:color="E9ECEF" w:sz="4"/>
+              <w:left w:val="single" w:color="E9ECEF" w:sz="4"/>
+              <w:bottom w:val="single" w:color="E9ECEF" w:sz="4"/>
+              <w:right w:val="single" w:color="E9ECEF" w:sz="4"/>
+            </w:tcBorders>
+            <w:shd w:fill="FFFFFF" w:val="clear"/>
+            <w:tcMar>
+              <w:top w:type="dxa" w:w="100"/>
+              <w:left w:type="dxa" w:w="140"/>
+              <w:bottom w:type="dxa" w:w="100"/>
+              <w:right w:type="dxa" w:w="140"/>
+            </w:tcMar>
+            <w:vAlign w:val="center"/>
+          </w:tcPr>
+          <w:p>
+            <w:pPr>
+              <w:jc w:val="left"/>
+            </w:pPr>
+            <w:r>
+              <w:rPr>
+                <w:rFonts w:ascii="Open Sans" w:cs="Open Sans" w:eastAsia="Open Sans" w:hAnsi="Open Sans"/>
+                <w:b w:val="false"/>
+                <w:bCs w:val="false"/>
+                <w:color w:val="59595B"/>
+                <w:sz w:val="20"/>
+                <w:szCs w:val="20"/>
+              </w:rPr>
+              <w:t xml:space="preserve">The hardest judgment only — the compliance-critical quote and HTS sign-off pass, the final brand-voice pass, the deepest reasoning</w:t>
+            </w:r>
+          </w:p>
+        </w:tc>
+        <w:tc>
+          <w:tcPr>
+            <w:tcW w:type="dxa" w:w="2160"/>
+            <w:tcBorders>
+              <w:top w:val="single" w:color="E9ECEF" w:sz="4"/>
+              <w:left w:val="single" w:color="E9ECEF" w:sz="4"/>
+              <w:bottom w:val="single" w:color="E9ECEF" w:sz="4"/>
+              <w:right w:val="single" w:color="E9ECEF" w:sz="4"/>
+            </w:tcBorders>
+            <w:shd w:fill="FFFFFF" w:val="clear"/>
+            <w:tcMar>
+              <w:top w:type="dxa" w:w="100"/>
+              <w:left w:type="dxa" w:w="140"/>
+              <w:bottom w:type="dxa" w:w="100"/>
+              <w:right w:type="dxa" w:w="140"/>
+            </w:tcMar>
+            <w:vAlign w:val="center"/>
+          </w:tcPr>
+          <w:p>
+            <w:pPr>
+              <w:jc w:val="center"/>
+            </w:pPr>
+            <w:r>
+              <w:rPr>
+                <w:rFonts w:ascii="Open Sans" w:cs="Open Sans" w:eastAsia="Open Sans" w:hAnsi="Open Sans"/>
+                <w:b/>
+                <w:bCs/>
+                <w:color w:val="006DB6"/>
+                <w:sz w:val="20"/>
+                <w:szCs w:val="20"/>
+              </w:rPr>
+              <w:t xml:space="preserve">~5–10%</w:t>
+            </w:r>
+          </w:p>
+        </w:tc>
+      </w:tr>
+      <w:tr>
+        <w:trPr>
+          <w:cantSplit/>
+        </w:trPr>
+        <w:tc>
+          <w:tcPr>
+            <w:tcW w:type="dxa" w:w="2448"/>
+            <w:tcBorders>
+              <w:top w:val="single" w:color="E9ECEF" w:sz="4"/>
+              <w:left w:val="single" w:color="E9ECEF" w:sz="4"/>
+              <w:bottom w:val="single" w:color="E9ECEF" w:sz="4"/>
+              <w:right w:val="single" w:color="E9ECEF" w:sz="4"/>
+            </w:tcBorders>
+            <w:shd w:fill="F8F9FA" w:val="clear"/>
+            <w:tcMar>
+              <w:top w:type="dxa" w:w="100"/>
+              <w:left w:type="dxa" w:w="140"/>
+              <w:bottom w:type="dxa" w:w="100"/>
+              <w:right w:type="dxa" w:w="140"/>
+            </w:tcMar>
+            <w:vAlign w:val="center"/>
+          </w:tcPr>
+          <w:p>
+            <w:pPr>
+              <w:jc w:val="left"/>
+            </w:pPr>
+            <w:r>
+              <w:rPr>
+                <w:rFonts w:ascii="Open Sans" w:cs="Open Sans" w:eastAsia="Open Sans" w:hAnsi="Open Sans"/>
+                <w:b/>
+                <w:bCs/>
+                <w:color w:val="59595B"/>
+                <w:sz w:val="20"/>
+                <w:szCs w:val="20"/>
+              </w:rPr>
+              <w:t xml:space="preserve">Workhorse (balanced)</w:t>
+            </w:r>
+          </w:p>
+        </w:tc>
+        <w:tc>
+          <w:tcPr>
+            <w:tcW w:type="dxa" w:w="4752"/>
+            <w:tcBorders>
+              <w:top w:val="single" w:color="E9ECEF" w:sz="4"/>
+              <w:left w:val="single" w:color="E9ECEF" w:sz="4"/>
+              <w:bottom w:val="single" w:color="E9ECEF" w:sz="4"/>
+              <w:right w:val="single" w:color="E9ECEF" w:sz="4"/>
+            </w:tcBorders>
+            <w:shd w:fill="F8F9FA" w:val="clear"/>
+            <w:tcMar>
+              <w:top w:type="dxa" w:w="100"/>
+              <w:left w:type="dxa" w:w="140"/>
+              <w:bottom w:type="dxa" w:w="100"/>
+              <w:right w:type="dxa" w:w="140"/>
+            </w:tcMar>
+            <w:vAlign w:val="center"/>
+          </w:tcPr>
+          <w:p>
+            <w:pPr>
+              <w:jc w:val="left"/>
+            </w:pPr>
+            <w:r>
+              <w:rPr>
+                <w:rFonts w:ascii="Open Sans" w:cs="Open Sans" w:eastAsia="Open Sans" w:hAnsi="Open Sans"/>
+                <w:b w:val="false"/>
+                <w:bCs w:val="false"/>
+                <w:color w:val="59595B"/>
+                <w:sz w:val="20"/>
+                <w:szCs w:val="20"/>
+              </w:rPr>
+              <w:t xml:space="preserve">The bulk of drafting and reasoning — quote and should-cost drafting, content, outreach personalization, summarization, scoring</w:t>
+            </w:r>
+          </w:p>
+        </w:tc>
+        <w:tc>
+          <w:tcPr>
+            <w:tcW w:type="dxa" w:w="2160"/>
+            <w:tcBorders>
+              <w:top w:val="single" w:color="E9ECEF" w:sz="4"/>
+              <w:left w:val="single" w:color="E9ECEF" w:sz="4"/>
+              <w:bottom w:val="single" w:color="E9ECEF" w:sz="4"/>
+              <w:right w:val="single" w:color="E9ECEF" w:sz="4"/>
+            </w:tcBorders>
+            <w:shd w:fill="F8F9FA" w:val="clear"/>
+            <w:tcMar>
+              <w:top w:type="dxa" w:w="100"/>
+              <w:left w:type="dxa" w:w="140"/>
+              <w:bottom w:type="dxa" w:w="100"/>
+              <w:right w:type="dxa" w:w="140"/>
+            </w:tcMar>
+            <w:vAlign w:val="center"/>
+          </w:tcPr>
+          <w:p>
+            <w:pPr>
+              <w:jc w:val="center"/>
+            </w:pPr>
+            <w:r>
+              <w:rPr>
+                <w:rFonts w:ascii="Open Sans" w:cs="Open Sans" w:eastAsia="Open Sans" w:hAnsi="Open Sans"/>
+                <w:b w:val="false"/>
+                <w:bCs w:val="false"/>
+                <w:color w:val="1EAAC8"/>
+                <w:sz w:val="20"/>
+                <w:szCs w:val="20"/>
+              </w:rPr>
+              <w:t xml:space="preserve">~30–40%</w:t>
+            </w:r>
+          </w:p>
+        </w:tc>
+      </w:tr>
+      <w:tr>
+        <w:trPr>
+          <w:cantSplit/>
+        </w:trPr>
+        <w:tc>
+          <w:tcPr>
+            <w:tcW w:type="dxa" w:w="2448"/>
+            <w:tcBorders>
+              <w:top w:val="single" w:color="E9ECEF" w:sz="4"/>
+              <w:left w:val="single" w:color="E9ECEF" w:sz="4"/>
+              <w:bottom w:val="single" w:color="E9ECEF" w:sz="4"/>
+              <w:right w:val="single" w:color="E9ECEF" w:sz="4"/>
+            </w:tcBorders>
+            <w:shd w:fill="FFFFFF" w:val="clear"/>
+            <w:tcMar>
+              <w:top w:type="dxa" w:w="100"/>
+              <w:left w:type="dxa" w:w="140"/>
+              <w:bottom w:type="dxa" w:w="100"/>
+              <w:right w:type="dxa" w:w="140"/>
+            </w:tcMar>
+            <w:vAlign w:val="center"/>
+          </w:tcPr>
+          <w:p>
+            <w:pPr>
+              <w:jc w:val="left"/>
+            </w:pPr>
+            <w:r>
+              <w:rPr>
+                <w:rFonts w:ascii="Open Sans" w:cs="Open Sans" w:eastAsia="Open Sans" w:hAnsi="Open Sans"/>
+                <w:b/>
+                <w:bCs/>
+                <w:color w:val="59595B"/>
+                <w:sz w:val="20"/>
+                <w:szCs w:val="20"/>
+              </w:rPr>
+              <w:t xml:space="preserve">Lightweight (low-cost)</w:t>
+            </w:r>
+          </w:p>
+        </w:tc>
+        <w:tc>
+          <w:tcPr>
+            <w:tcW w:type="dxa" w:w="4752"/>
+            <w:tcBorders>
+              <w:top w:val="single" w:color="E9ECEF" w:sz="4"/>
+              <w:left w:val="single" w:color="E9ECEF" w:sz="4"/>
+              <w:bottom w:val="single" w:color="E9ECEF" w:sz="4"/>
+              <w:right w:val="single" w:color="E9ECEF" w:sz="4"/>
+            </w:tcBorders>
+            <w:shd w:fill="FFFFFF" w:val="clear"/>
+            <w:tcMar>
+              <w:top w:type="dxa" w:w="100"/>
+              <w:left w:type="dxa" w:w="140"/>
+              <w:bottom w:type="dxa" w:w="100"/>
+              <w:right w:type="dxa" w:w="140"/>
+            </w:tcMar>
+            <w:vAlign w:val="center"/>
+          </w:tcPr>
+          <w:p>
+            <w:pPr>
+              <w:jc w:val="left"/>
+            </w:pPr>
+            <w:r>
+              <w:rPr>
+                <w:rFonts w:ascii="Open Sans" w:cs="Open Sans" w:eastAsia="Open Sans" w:hAnsi="Open Sans"/>
+                <w:b w:val="false"/>
+                <w:bCs w:val="false"/>
+                <w:color w:val="59595B"/>
+                <w:sz w:val="20"/>
+                <w:szCs w:val="20"/>
+              </w:rPr>
+              <w:t xml:space="preserve">High-volume mechanical work — drawing and spec extraction, classification, enriching and tagging thousands of part and account records</w:t>
+            </w:r>
+          </w:p>
+        </w:tc>
+        <w:tc>
+          <w:tcPr>
+            <w:tcW w:type="dxa" w:w="2160"/>
+            <w:tcBorders>
+              <w:top w:val="single" w:color="E9ECEF" w:sz="4"/>
+              <w:left w:val="single" w:color="E9ECEF" w:sz="4"/>
+              <w:bottom w:val="single" w:color="E9ECEF" w:sz="4"/>
+              <w:right w:val="single" w:color="E9ECEF" w:sz="4"/>
+            </w:tcBorders>
+            <w:shd w:fill="FFFFFF" w:val="clear"/>
+            <w:tcMar>
+              <w:top w:type="dxa" w:w="100"/>
+              <w:left w:type="dxa" w:w="140"/>
+              <w:bottom w:type="dxa" w:w="100"/>
+              <w:right w:type="dxa" w:w="140"/>
+            </w:tcMar>
+            <w:vAlign w:val="center"/>
+          </w:tcPr>
+          <w:p>
+            <w:pPr>
+              <w:jc w:val="center"/>
+            </w:pPr>
+            <w:r>
+              <w:rPr>
+                <w:rFonts w:ascii="Open Sans" w:cs="Open Sans" w:eastAsia="Open Sans" w:hAnsi="Open Sans"/>
+                <w:b w:val="false"/>
+                <w:bCs w:val="false"/>
+                <w:color w:val="59595B"/>
+                <w:sz w:val="20"/>
+                <w:szCs w:val="20"/>
+              </w:rPr>
+              <w:t xml:space="preserve">~50–60%</w:t>
+            </w:r>
+          </w:p>
+        </w:tc>
+      </w:tr>
+    </w:tbl>
+    <w:p>
+      <w:pPr>
+        <w:spacing w:after="140" w:before="80" w:line="320"/>
+        <w:jc w:val="both"/>
+      </w:pPr>
+      <w:r>
+        <w:rPr>
+          <w:rFonts w:ascii="Open Sans" w:cs="Open Sans" w:eastAsia="Open Sans" w:hAnsi="Open Sans"/>
+          <w:b w:val="false"/>
+          <w:bCs w:val="false"/>
+          <w:i w:val="false"/>
+          <w:iCs w:val="false"/>
+          <w:color w:val="59595B"/>
+          <w:sz w:val="22"/>
+          <w:szCs w:val="22"/>
+        </w:rPr>
+        <w:t xml:space="preserve">The result: JDH pays premium-model prices only for the small slice of work that warrants them — typically a 60–80% lower run cost than routing everything to one top-tier model, with no quality loss where it counts. A single draft quote, for example, has its drawing extracted by a low-cost model, its should-cost reasoned and tightened by a mid model, and its final accuracy-and-compliance pass run by a frontier model with a 3-model council check — instead of one premium model doing all three at roughly triple the cost. This is the AI-engineering depth a partner brings that wiring everything to one chatbot does not.</w:t>
+      </w:r>
+    </w:p>
+    <w:p>
+      <w:pPr>
         <w:pStyle w:val="Heading1"/>
         <w:keepNext/>
-        <w:spacing w:after="120" w:before="480" w:line="240"/>
+        <w:pageBreakBefore/>
+        <w:spacing w:after="120" w:before="0" w:line="240"/>
       </w:pPr>
       <w:r>
         <w:rPr>
@@ -10109,7 +10911,7 @@
           <w:sz w:val="2"/>
           <w:szCs w:val="2"/>
         </w:rPr>
-        <w:t xml:space="preserve">10  How AI Transforms JDH’s Growth Engine</w:t>
+        <w:t xml:space="preserve">10  Understanding AI — A Field Guide for JDH Leadership</w:t>
       </w:r>
     </w:p>
     <w:tbl>
@@ -10173,7 +10975,7 @@
                 <w:sz w:val="34"/>
                 <w:szCs w:val="34"/>
               </w:rPr>
-              <w:t xml:space="preserve">10  How AI Transforms JDH’s Growth Engine</w:t>
+              <w:t xml:space="preserve">10  Understanding AI — A Field Guide for JDH Leadership</w:t>
             </w:r>
           </w:p>
         </w:tc>
@@ -10181,6 +10983,2096 @@
     </w:tbl>
     <w:p>
       <w:pPr>
+        <w:keepNext/>
+        <w:spacing w:after="0" w:before="100"/>
+      </w:pPr>
+      <w:r>
+        <w:t xml:space="preserve"/>
+      </w:r>
+    </w:p>
+    <w:p>
+      <w:pPr>
+        <w:spacing w:after="140" w:before="0" w:line="320"/>
+        <w:jc w:val="both"/>
+      </w:pPr>
+      <w:r>
+        <w:rPr>
+          <w:rFonts w:ascii="Open Sans" w:cs="Open Sans" w:eastAsia="Open Sans" w:hAnsi="Open Sans"/>
+          <w:b w:val="false"/>
+          <w:bCs w:val="false"/>
+          <w:i w:val="false"/>
+          <w:iCs w:val="false"/>
+          <w:color w:val="59595B"/>
+          <w:sz w:val="22"/>
+          <w:szCs w:val="22"/>
+        </w:rPr>
+        <w:t xml:space="preserve">This section exists to make the rest of this report easy to evaluate. No jargon, no hype — just what AI is, where JDH sits today, how to adopt it without risk, and what comparable organizations are already doing. The goal is that Donald, Daniel, and the JDH team can judge every recommendation that follows on its merits.</w:t>
+      </w:r>
+    </w:p>
+    <w:p>
+      <w:pPr>
+        <w:keepNext/>
+        <w:spacing w:after="0" w:before="140"/>
+      </w:pPr>
+      <w:r>
+        <w:t xml:space="preserve"/>
+      </w:r>
+    </w:p>
+    <w:p>
+      <w:pPr>
+        <w:pStyle w:val="Heading2"/>
+        <w:keepNext/>
+        <w:keepLines/>
+        <w:spacing w:after="120" w:before="280"/>
+      </w:pPr>
+      <w:r>
+        <w:rPr>
+          <w:rFonts w:ascii="Open Sans" w:cs="Open Sans" w:eastAsia="Open Sans" w:hAnsi="Open Sans"/>
+          <w:b/>
+          <w:bCs/>
+          <w:color w:val="006DB6"/>
+          <w:sz w:val="26"/>
+          <w:szCs w:val="26"/>
+        </w:rPr>
+        <w:t xml:space="preserve">What AI Actually Is — and Isn’t</w:t>
+      </w:r>
+    </w:p>
+    <w:p>
+      <w:pPr>
+        <w:spacing w:after="140" w:before="0" w:line="320"/>
+        <w:jc w:val="both"/>
+      </w:pPr>
+      <w:r>
+        <w:rPr>
+          <w:rFonts w:ascii="Open Sans" w:cs="Open Sans" w:eastAsia="Open Sans" w:hAnsi="Open Sans"/>
+          <w:b w:val="false"/>
+          <w:bCs w:val="false"/>
+          <w:i w:val="false"/>
+          <w:iCs w:val="false"/>
+          <w:color w:val="59595B"/>
+          <w:sz w:val="22"/>
+          <w:szCs w:val="22"/>
+        </w:rPr>
+        <w:t xml:space="preserve">As MIT Sloan puts it, a leader needs to know what AI can and cannot do — not how to build it. In practice, the only distinction that matters for planning is this:</w:t>
+      </w:r>
+    </w:p>
+    <w:p>
+      <w:pPr>
+        <w:pStyle w:val="ListParagraph"/>
+        <w:numPr>
+          <w:ilvl w:val="0"/>
+          <w:numId w:val="2"/>
+        </w:numPr>
+        <w:spacing w:after="80" w:before="40" w:line="300"/>
+      </w:pPr>
+      <w:r>
+        <w:rPr>
+          <w:rFonts w:ascii="Open Sans" w:cs="Open Sans" w:eastAsia="Open Sans" w:hAnsi="Open Sans"/>
+          <w:color w:val="59595B"/>
+          <w:sz w:val="22"/>
+          <w:szCs w:val="22"/>
+        </w:rPr>
+        <w:t xml:space="preserve">Automation (workflows): the AI follows a path you define — predictable and low-risk. For example, "draft this quote and should-cost from this drawing and the matching quote history." This is where almost all near-term value lives.</w:t>
+      </w:r>
+    </w:p>
+    <w:p>
+      <w:pPr>
+        <w:pStyle w:val="ListParagraph"/>
+        <w:numPr>
+          <w:ilvl w:val="0"/>
+          <w:numId w:val="2"/>
+        </w:numPr>
+        <w:spacing w:after="80" w:before="40" w:line="300"/>
+      </w:pPr>
+      <w:r>
+        <w:rPr>
+          <w:rFonts w:ascii="Open Sans" w:cs="Open Sans" w:eastAsia="Open Sans" w:hAnsi="Open Sans"/>
+          <w:color w:val="59595B"/>
+          <w:sz w:val="22"/>
+          <w:szCs w:val="22"/>
+        </w:rPr>
+        <w:t xml:space="preserve">Agents: the AI decides the steps itself — more flexible, and it needs human oversight. For example, "watch the named OEM accounts and flag the ones with a reshoring or cost-down trigger." This comes later, where it earns its place.</w:t>
+      </w:r>
+    </w:p>
+    <w:p>
+      <w:pPr>
+        <w:spacing w:after="140" w:before="0" w:line="320"/>
+        <w:jc w:val="both"/>
+      </w:pPr>
+      <w:r>
+        <w:rPr>
+          <w:rFonts w:ascii="Open Sans" w:cs="Open Sans" w:eastAsia="Open Sans" w:hAnsi="Open Sans"/>
+          <w:b w:val="false"/>
+          <w:bCs w:val="false"/>
+          <w:i w:val="false"/>
+          <w:iCs w:val="false"/>
+          <w:color w:val="59595B"/>
+          <w:sz w:val="22"/>
+          <w:szCs w:val="22"/>
+        </w:rPr>
+        <w:t xml:space="preserve">The operating principle (Anthropic’s guidance on building AI systems) is to use the simplest thing that works. JDH starts with simple automations that pay off in the first ninety days — quote drafting, cert-package assembly — and adds autonomous agents only where the value is proven, which is exactly how the roadmap in this report is sequenced.</w:t>
+      </w:r>
+    </w:p>
+    <w:p>
+      <w:pPr>
+        <w:keepNext/>
+        <w:spacing w:after="0" w:before="140"/>
+      </w:pPr>
+      <w:r>
+        <w:t xml:space="preserve"/>
+      </w:r>
+    </w:p>
+    <w:p>
+      <w:pPr>
+        <w:pStyle w:val="Heading2"/>
+        <w:keepNext/>
+        <w:keepLines/>
+        <w:spacing w:after="120" w:before="280"/>
+      </w:pPr>
+      <w:r>
+        <w:rPr>
+          <w:rFonts w:ascii="Open Sans" w:cs="Open Sans" w:eastAsia="Open Sans" w:hAnsi="Open Sans"/>
+          <w:b/>
+          <w:bCs/>
+          <w:color w:val="006DB6"/>
+          <w:sz w:val="26"/>
+          <w:szCs w:val="26"/>
+        </w:rPr>
+        <w:t xml:space="preserve">Where JDH Sits Today — The AI Maturity Ladder</w:t>
+      </w:r>
+    </w:p>
+    <w:p>
+      <w:pPr>
+        <w:spacing w:after="140" w:before="0" w:line="320"/>
+        <w:jc w:val="both"/>
+      </w:pPr>
+      <w:r>
+        <w:rPr>
+          <w:rFonts w:ascii="Open Sans" w:cs="Open Sans" w:eastAsia="Open Sans" w:hAnsi="Open Sans"/>
+          <w:b w:val="false"/>
+          <w:bCs w:val="false"/>
+          <w:i w:val="false"/>
+          <w:iCs w:val="false"/>
+          <w:color w:val="59595B"/>
+          <w:sz w:val="22"/>
+          <w:szCs w:val="22"/>
+        </w:rPr>
+        <w:t xml:space="preserve">Most established, well-run companies — including JDH — sit at the first or second rung of a widely-used five-stage AI maturity model (consistent with the Gartner and Google Cloud frameworks). The leaders in any field are only one or two rungs higher, and the gap closes in months, not years.</w:t>
+      </w:r>
+    </w:p>
+    <w:p>
+      <w:pPr>
+        <w:keepNext/>
+        <w:spacing w:after="0" w:before="80"/>
+      </w:pPr>
+      <w:r>
+        <w:t xml:space="preserve"/>
+      </w:r>
+    </w:p>
+    <w:tbl>
+      <w:tblPr>
+        <w:tblW w:type="dxa" w:w="9360"/>
+        <w:tblBorders>
+          <w:top w:val="single" w:color="auto" w:sz="4"/>
+          <w:left w:val="single" w:color="auto" w:sz="4"/>
+          <w:bottom w:val="single" w:color="auto" w:sz="4"/>
+          <w:right w:val="single" w:color="auto" w:sz="4"/>
+          <w:insideH w:val="single" w:color="auto" w:sz="4"/>
+          <w:insideV w:val="single" w:color="auto" w:sz="4"/>
+        </w:tblBorders>
+      </w:tblPr>
+      <w:tblGrid>
+        <w:gridCol w:w="2139"/>
+        <w:gridCol w:w="5348"/>
+        <w:gridCol w:w="1873"/>
+      </w:tblGrid>
+      <w:tr>
+        <w:trPr>
+          <w:cantSplit/>
+          <w:tblHeader/>
+        </w:trPr>
+        <w:tc>
+          <w:tcPr>
+            <w:tcW w:type="dxa" w:w="2139"/>
+            <w:tcBorders>
+              <w:top w:val="single" w:color="E9ECEF" w:sz="4"/>
+              <w:left w:val="single" w:color="E9ECEF" w:sz="4"/>
+              <w:bottom w:val="single" w:color="E9ECEF" w:sz="4"/>
+              <w:right w:val="single" w:color="E9ECEF" w:sz="4"/>
+            </w:tcBorders>
+            <w:shd w:fill="006DB6" w:val="clear"/>
+            <w:tcMar>
+              <w:top w:type="dxa" w:w="120"/>
+              <w:left w:type="dxa" w:w="140"/>
+              <w:bottom w:type="dxa" w:w="120"/>
+              <w:right w:type="dxa" w:w="140"/>
+            </w:tcMar>
+            <w:vAlign w:val="center"/>
+          </w:tcPr>
+          <w:p>
+            <w:pPr>
+              <w:jc w:val="left"/>
+            </w:pPr>
+            <w:r>
+              <w:rPr>
+                <w:rFonts w:ascii="Open Sans" w:cs="Open Sans" w:eastAsia="Open Sans" w:hAnsi="Open Sans"/>
+                <w:b/>
+                <w:bCs/>
+                <w:color w:val="FFFFFF"/>
+                <w:sz w:val="20"/>
+                <w:szCs w:val="20"/>
+              </w:rPr>
+              <w:t xml:space="preserve">Stage</w:t>
+            </w:r>
+          </w:p>
+        </w:tc>
+        <w:tc>
+          <w:tcPr>
+            <w:tcW w:type="dxa" w:w="5348"/>
+            <w:tcBorders>
+              <w:top w:val="single" w:color="E9ECEF" w:sz="4"/>
+              <w:left w:val="single" w:color="E9ECEF" w:sz="4"/>
+              <w:bottom w:val="single" w:color="E9ECEF" w:sz="4"/>
+              <w:right w:val="single" w:color="E9ECEF" w:sz="4"/>
+            </w:tcBorders>
+            <w:shd w:fill="006DB6" w:val="clear"/>
+            <w:tcMar>
+              <w:top w:type="dxa" w:w="120"/>
+              <w:left w:type="dxa" w:w="140"/>
+              <w:bottom w:type="dxa" w:w="120"/>
+              <w:right w:type="dxa" w:w="140"/>
+            </w:tcMar>
+            <w:vAlign w:val="center"/>
+          </w:tcPr>
+          <w:p>
+            <w:pPr>
+              <w:jc w:val="left"/>
+            </w:pPr>
+            <w:r>
+              <w:rPr>
+                <w:rFonts w:ascii="Open Sans" w:cs="Open Sans" w:eastAsia="Open Sans" w:hAnsi="Open Sans"/>
+                <w:b/>
+                <w:bCs/>
+                <w:color w:val="FFFFFF"/>
+                <w:sz w:val="20"/>
+                <w:szCs w:val="20"/>
+              </w:rPr>
+              <w:t xml:space="preserve">What It Looks Like</w:t>
+            </w:r>
+          </w:p>
+        </w:tc>
+        <w:tc>
+          <w:tcPr>
+            <w:tcW w:type="dxa" w:w="1873"/>
+            <w:tcBorders>
+              <w:top w:val="single" w:color="E9ECEF" w:sz="4"/>
+              <w:left w:val="single" w:color="E9ECEF" w:sz="4"/>
+              <w:bottom w:val="single" w:color="E9ECEF" w:sz="4"/>
+              <w:right w:val="single" w:color="E9ECEF" w:sz="4"/>
+            </w:tcBorders>
+            <w:shd w:fill="006DB6" w:val="clear"/>
+            <w:tcMar>
+              <w:top w:type="dxa" w:w="120"/>
+              <w:left w:type="dxa" w:w="140"/>
+              <w:bottom w:type="dxa" w:w="120"/>
+              <w:right w:type="dxa" w:w="140"/>
+            </w:tcMar>
+            <w:vAlign w:val="center"/>
+          </w:tcPr>
+          <w:p>
+            <w:pPr>
+              <w:jc w:val="center"/>
+            </w:pPr>
+            <w:r>
+              <w:rPr>
+                <w:rFonts w:ascii="Open Sans" w:cs="Open Sans" w:eastAsia="Open Sans" w:hAnsi="Open Sans"/>
+                <w:b/>
+                <w:bCs/>
+                <w:color w:val="FFFFFF"/>
+                <w:sz w:val="20"/>
+                <w:szCs w:val="20"/>
+              </w:rPr>
+              <w:t xml:space="preserve">JDH Today</w:t>
+            </w:r>
+          </w:p>
+        </w:tc>
+      </w:tr>
+      <w:tr>
+        <w:trPr>
+          <w:cantSplit/>
+        </w:trPr>
+        <w:tc>
+          <w:tcPr>
+            <w:tcW w:type="dxa" w:w="2139"/>
+            <w:tcBorders>
+              <w:top w:val="single" w:color="E9ECEF" w:sz="4"/>
+              <w:left w:val="single" w:color="E9ECEF" w:sz="4"/>
+              <w:bottom w:val="single" w:color="E9ECEF" w:sz="4"/>
+              <w:right w:val="single" w:color="E9ECEF" w:sz="4"/>
+            </w:tcBorders>
+            <w:shd w:fill="FFFFFF" w:val="clear"/>
+            <w:tcMar>
+              <w:top w:type="dxa" w:w="100"/>
+              <w:left w:type="dxa" w:w="140"/>
+              <w:bottom w:type="dxa" w:w="100"/>
+              <w:right w:type="dxa" w:w="140"/>
+            </w:tcMar>
+            <w:vAlign w:val="center"/>
+          </w:tcPr>
+          <w:p>
+            <w:pPr>
+              <w:jc w:val="left"/>
+            </w:pPr>
+            <w:r>
+              <w:rPr>
+                <w:rFonts w:ascii="Open Sans" w:cs="Open Sans" w:eastAsia="Open Sans" w:hAnsi="Open Sans"/>
+                <w:b w:val="false"/>
+                <w:bCs w:val="false"/>
+                <w:color w:val="59595B"/>
+                <w:sz w:val="20"/>
+                <w:szCs w:val="20"/>
+              </w:rPr>
+              <w:t xml:space="preserve">1. Foundational</w:t>
+            </w:r>
+          </w:p>
+        </w:tc>
+        <w:tc>
+          <w:tcPr>
+            <w:tcW w:type="dxa" w:w="5348"/>
+            <w:tcBorders>
+              <w:top w:val="single" w:color="E9ECEF" w:sz="4"/>
+              <w:left w:val="single" w:color="E9ECEF" w:sz="4"/>
+              <w:bottom w:val="single" w:color="E9ECEF" w:sz="4"/>
+              <w:right w:val="single" w:color="E9ECEF" w:sz="4"/>
+            </w:tcBorders>
+            <w:shd w:fill="FFFFFF" w:val="clear"/>
+            <w:tcMar>
+              <w:top w:type="dxa" w:w="100"/>
+              <w:left w:type="dxa" w:w="140"/>
+              <w:bottom w:type="dxa" w:w="100"/>
+              <w:right w:type="dxa" w:w="140"/>
+            </w:tcMar>
+            <w:vAlign w:val="center"/>
+          </w:tcPr>
+          <w:p>
+            <w:pPr>
+              <w:jc w:val="left"/>
+            </w:pPr>
+            <w:r>
+              <w:rPr>
+                <w:rFonts w:ascii="Open Sans" w:cs="Open Sans" w:eastAsia="Open Sans" w:hAnsi="Open Sans"/>
+                <w:b w:val="false"/>
+                <w:bCs w:val="false"/>
+                <w:color w:val="59595B"/>
+                <w:sz w:val="20"/>
+                <w:szCs w:val="20"/>
+              </w:rPr>
+              <w:t xml:space="preserve">Little or no AI; manual, people-dependent processes</w:t>
+            </w:r>
+          </w:p>
+        </w:tc>
+        <w:tc>
+          <w:tcPr>
+            <w:tcW w:type="dxa" w:w="1873"/>
+            <w:tcBorders>
+              <w:top w:val="single" w:color="E9ECEF" w:sz="4"/>
+              <w:left w:val="single" w:color="E9ECEF" w:sz="4"/>
+              <w:bottom w:val="single" w:color="E9ECEF" w:sz="4"/>
+              <w:right w:val="single" w:color="E9ECEF" w:sz="4"/>
+            </w:tcBorders>
+            <w:shd w:fill="FFFFFF" w:val="clear"/>
+            <w:tcMar>
+              <w:top w:type="dxa" w:w="100"/>
+              <w:left w:type="dxa" w:w="140"/>
+              <w:bottom w:type="dxa" w:w="100"/>
+              <w:right w:type="dxa" w:w="140"/>
+            </w:tcMar>
+            <w:vAlign w:val="center"/>
+          </w:tcPr>
+          <w:p>
+            <w:pPr>
+              <w:jc w:val="center"/>
+            </w:pPr>
+            <w:r>
+              <w:rPr>
+                <w:rFonts w:ascii="Open Sans" w:cs="Open Sans" w:eastAsia="Open Sans" w:hAnsi="Open Sans"/>
+                <w:b w:val="false"/>
+                <w:bCs w:val="false"/>
+                <w:color w:val="59595B"/>
+                <w:sz w:val="20"/>
+                <w:szCs w:val="20"/>
+              </w:rPr>
+              <w:t xml:space="preserve"/>
+            </w:r>
+          </w:p>
+        </w:tc>
+      </w:tr>
+      <w:tr>
+        <w:trPr>
+          <w:cantSplit/>
+        </w:trPr>
+        <w:tc>
+          <w:tcPr>
+            <w:tcW w:type="dxa" w:w="2139"/>
+            <w:tcBorders>
+              <w:top w:val="single" w:color="E9ECEF" w:sz="4"/>
+              <w:left w:val="single" w:color="E9ECEF" w:sz="4"/>
+              <w:bottom w:val="single" w:color="E9ECEF" w:sz="4"/>
+              <w:right w:val="single" w:color="E9ECEF" w:sz="4"/>
+            </w:tcBorders>
+            <w:shd w:fill="F8F9FA" w:val="clear"/>
+            <w:tcMar>
+              <w:top w:type="dxa" w:w="100"/>
+              <w:left w:type="dxa" w:w="140"/>
+              <w:bottom w:type="dxa" w:w="100"/>
+              <w:right w:type="dxa" w:w="140"/>
+            </w:tcMar>
+            <w:vAlign w:val="center"/>
+          </w:tcPr>
+          <w:p>
+            <w:pPr>
+              <w:jc w:val="left"/>
+            </w:pPr>
+            <w:r>
+              <w:rPr>
+                <w:rFonts w:ascii="Open Sans" w:cs="Open Sans" w:eastAsia="Open Sans" w:hAnsi="Open Sans"/>
+                <w:b/>
+                <w:bCs/>
+                <w:color w:val="59595B"/>
+                <w:sz w:val="20"/>
+                <w:szCs w:val="20"/>
+              </w:rPr>
+              <w:t xml:space="preserve">2. Emerging</w:t>
+            </w:r>
+          </w:p>
+        </w:tc>
+        <w:tc>
+          <w:tcPr>
+            <w:tcW w:type="dxa" w:w="5348"/>
+            <w:tcBorders>
+              <w:top w:val="single" w:color="E9ECEF" w:sz="4"/>
+              <w:left w:val="single" w:color="E9ECEF" w:sz="4"/>
+              <w:bottom w:val="single" w:color="E9ECEF" w:sz="4"/>
+              <w:right w:val="single" w:color="E9ECEF" w:sz="4"/>
+            </w:tcBorders>
+            <w:shd w:fill="F8F9FA" w:val="clear"/>
+            <w:tcMar>
+              <w:top w:type="dxa" w:w="100"/>
+              <w:left w:type="dxa" w:w="140"/>
+              <w:bottom w:type="dxa" w:w="100"/>
+              <w:right w:type="dxa" w:w="140"/>
+            </w:tcMar>
+            <w:vAlign w:val="center"/>
+          </w:tcPr>
+          <w:p>
+            <w:pPr>
+              <w:jc w:val="left"/>
+            </w:pPr>
+            <w:r>
+              <w:rPr>
+                <w:rFonts w:ascii="Open Sans" w:cs="Open Sans" w:eastAsia="Open Sans" w:hAnsi="Open Sans"/>
+                <w:b/>
+                <w:bCs/>
+                <w:color w:val="59595B"/>
+                <w:sz w:val="20"/>
+                <w:szCs w:val="20"/>
+              </w:rPr>
+              <w:t xml:space="preserve">A managed, modern IT environment is in place (servers, security, Microsoft 365, Sage, PC-DMIS) but AI is not yet woven into how JDH quotes, qualifies, or sources</w:t>
+            </w:r>
+          </w:p>
+        </w:tc>
+        <w:tc>
+          <w:tcPr>
+            <w:tcW w:type="dxa" w:w="1873"/>
+            <w:tcBorders>
+              <w:top w:val="single" w:color="E9ECEF" w:sz="4"/>
+              <w:left w:val="single" w:color="E9ECEF" w:sz="4"/>
+              <w:bottom w:val="single" w:color="E9ECEF" w:sz="4"/>
+              <w:right w:val="single" w:color="E9ECEF" w:sz="4"/>
+            </w:tcBorders>
+            <w:shd w:fill="F8F9FA" w:val="clear"/>
+            <w:tcMar>
+              <w:top w:type="dxa" w:w="100"/>
+              <w:left w:type="dxa" w:w="140"/>
+              <w:bottom w:type="dxa" w:w="100"/>
+              <w:right w:type="dxa" w:w="140"/>
+            </w:tcMar>
+            <w:vAlign w:val="center"/>
+          </w:tcPr>
+          <w:p>
+            <w:pPr>
+              <w:jc w:val="center"/>
+            </w:pPr>
+            <w:r>
+              <w:rPr>
+                <w:rFonts w:ascii="Open Sans" w:cs="Open Sans" w:eastAsia="Open Sans" w:hAnsi="Open Sans"/>
+                <w:b/>
+                <w:bCs/>
+                <w:color w:val="F67D4B"/>
+                <w:sz w:val="20"/>
+                <w:szCs w:val="20"/>
+              </w:rPr>
+              <w:t xml:space="preserve">◀ You are here</w:t>
+            </w:r>
+          </w:p>
+        </w:tc>
+      </w:tr>
+      <w:tr>
+        <w:trPr>
+          <w:cantSplit/>
+        </w:trPr>
+        <w:tc>
+          <w:tcPr>
+            <w:tcW w:type="dxa" w:w="2139"/>
+            <w:tcBorders>
+              <w:top w:val="single" w:color="E9ECEF" w:sz="4"/>
+              <w:left w:val="single" w:color="E9ECEF" w:sz="4"/>
+              <w:bottom w:val="single" w:color="E9ECEF" w:sz="4"/>
+              <w:right w:val="single" w:color="E9ECEF" w:sz="4"/>
+            </w:tcBorders>
+            <w:shd w:fill="FFFFFF" w:val="clear"/>
+            <w:tcMar>
+              <w:top w:type="dxa" w:w="100"/>
+              <w:left w:type="dxa" w:w="140"/>
+              <w:bottom w:type="dxa" w:w="100"/>
+              <w:right w:type="dxa" w:w="140"/>
+            </w:tcMar>
+            <w:vAlign w:val="center"/>
+          </w:tcPr>
+          <w:p>
+            <w:pPr>
+              <w:jc w:val="left"/>
+            </w:pPr>
+            <w:r>
+              <w:rPr>
+                <w:rFonts w:ascii="Open Sans" w:cs="Open Sans" w:eastAsia="Open Sans" w:hAnsi="Open Sans"/>
+                <w:b w:val="false"/>
+                <w:bCs w:val="false"/>
+                <w:color w:val="59595B"/>
+                <w:sz w:val="20"/>
+                <w:szCs w:val="20"/>
+              </w:rPr>
+              <w:t xml:space="preserve">3. Operational</w:t>
+            </w:r>
+          </w:p>
+        </w:tc>
+        <w:tc>
+          <w:tcPr>
+            <w:tcW w:type="dxa" w:w="5348"/>
+            <w:tcBorders>
+              <w:top w:val="single" w:color="E9ECEF" w:sz="4"/>
+              <w:left w:val="single" w:color="E9ECEF" w:sz="4"/>
+              <w:bottom w:val="single" w:color="E9ECEF" w:sz="4"/>
+              <w:right w:val="single" w:color="E9ECEF" w:sz="4"/>
+            </w:tcBorders>
+            <w:shd w:fill="FFFFFF" w:val="clear"/>
+            <w:tcMar>
+              <w:top w:type="dxa" w:w="100"/>
+              <w:left w:type="dxa" w:w="140"/>
+              <w:bottom w:type="dxa" w:w="100"/>
+              <w:right w:type="dxa" w:w="140"/>
+            </w:tcMar>
+            <w:vAlign w:val="center"/>
+          </w:tcPr>
+          <w:p>
+            <w:pPr>
+              <w:jc w:val="left"/>
+            </w:pPr>
+            <w:r>
+              <w:rPr>
+                <w:rFonts w:ascii="Open Sans" w:cs="Open Sans" w:eastAsia="Open Sans" w:hAnsi="Open Sans"/>
+                <w:b w:val="false"/>
+                <w:bCs w:val="false"/>
+                <w:color w:val="59595B"/>
+                <w:sz w:val="20"/>
+                <w:szCs w:val="20"/>
+              </w:rPr>
+              <w:t xml:space="preserve">AI runs specific workflows day-to-day — quote drafting, cert assembly, account intelligence — with measured results</w:t>
+            </w:r>
+          </w:p>
+        </w:tc>
+        <w:tc>
+          <w:tcPr>
+            <w:tcW w:type="dxa" w:w="1873"/>
+            <w:tcBorders>
+              <w:top w:val="single" w:color="E9ECEF" w:sz="4"/>
+              <w:left w:val="single" w:color="E9ECEF" w:sz="4"/>
+              <w:bottom w:val="single" w:color="E9ECEF" w:sz="4"/>
+              <w:right w:val="single" w:color="E9ECEF" w:sz="4"/>
+            </w:tcBorders>
+            <w:shd w:fill="FFFFFF" w:val="clear"/>
+            <w:tcMar>
+              <w:top w:type="dxa" w:w="100"/>
+              <w:left w:type="dxa" w:w="140"/>
+              <w:bottom w:type="dxa" w:w="100"/>
+              <w:right w:type="dxa" w:w="140"/>
+            </w:tcMar>
+            <w:vAlign w:val="center"/>
+          </w:tcPr>
+          <w:p>
+            <w:pPr>
+              <w:jc w:val="center"/>
+            </w:pPr>
+            <w:r>
+              <w:rPr>
+                <w:rFonts w:ascii="Open Sans" w:cs="Open Sans" w:eastAsia="Open Sans" w:hAnsi="Open Sans"/>
+                <w:b w:val="false"/>
+                <w:bCs w:val="false"/>
+                <w:color w:val="59595B"/>
+                <w:sz w:val="20"/>
+                <w:szCs w:val="20"/>
+              </w:rPr>
+              <w:t xml:space="preserve"/>
+            </w:r>
+          </w:p>
+        </w:tc>
+      </w:tr>
+      <w:tr>
+        <w:trPr>
+          <w:cantSplit/>
+        </w:trPr>
+        <w:tc>
+          <w:tcPr>
+            <w:tcW w:type="dxa" w:w="2139"/>
+            <w:tcBorders>
+              <w:top w:val="single" w:color="E9ECEF" w:sz="4"/>
+              <w:left w:val="single" w:color="E9ECEF" w:sz="4"/>
+              <w:bottom w:val="single" w:color="E9ECEF" w:sz="4"/>
+              <w:right w:val="single" w:color="E9ECEF" w:sz="4"/>
+            </w:tcBorders>
+            <w:shd w:fill="F8F9FA" w:val="clear"/>
+            <w:tcMar>
+              <w:top w:type="dxa" w:w="100"/>
+              <w:left w:type="dxa" w:w="140"/>
+              <w:bottom w:type="dxa" w:w="100"/>
+              <w:right w:type="dxa" w:w="140"/>
+            </w:tcMar>
+            <w:vAlign w:val="center"/>
+          </w:tcPr>
+          <w:p>
+            <w:pPr>
+              <w:jc w:val="left"/>
+            </w:pPr>
+            <w:r>
+              <w:rPr>
+                <w:rFonts w:ascii="Open Sans" w:cs="Open Sans" w:eastAsia="Open Sans" w:hAnsi="Open Sans"/>
+                <w:b w:val="false"/>
+                <w:bCs w:val="false"/>
+                <w:color w:val="59595B"/>
+                <w:sz w:val="20"/>
+                <w:szCs w:val="20"/>
+              </w:rPr>
+              <w:t xml:space="preserve">4. Scaled</w:t>
+            </w:r>
+          </w:p>
+        </w:tc>
+        <w:tc>
+          <w:tcPr>
+            <w:tcW w:type="dxa" w:w="5348"/>
+            <w:tcBorders>
+              <w:top w:val="single" w:color="E9ECEF" w:sz="4"/>
+              <w:left w:val="single" w:color="E9ECEF" w:sz="4"/>
+              <w:bottom w:val="single" w:color="E9ECEF" w:sz="4"/>
+              <w:right w:val="single" w:color="E9ECEF" w:sz="4"/>
+            </w:tcBorders>
+            <w:shd w:fill="F8F9FA" w:val="clear"/>
+            <w:tcMar>
+              <w:top w:type="dxa" w:w="100"/>
+              <w:left w:type="dxa" w:w="140"/>
+              <w:bottom w:type="dxa" w:w="100"/>
+              <w:right w:type="dxa" w:w="140"/>
+            </w:tcMar>
+            <w:vAlign w:val="center"/>
+          </w:tcPr>
+          <w:p>
+            <w:pPr>
+              <w:jc w:val="left"/>
+            </w:pPr>
+            <w:r>
+              <w:rPr>
+                <w:rFonts w:ascii="Open Sans" w:cs="Open Sans" w:eastAsia="Open Sans" w:hAnsi="Open Sans"/>
+                <w:b w:val="false"/>
+                <w:bCs w:val="false"/>
+                <w:color w:val="59595B"/>
+                <w:sz w:val="20"/>
+                <w:szCs w:val="20"/>
+              </w:rPr>
+              <w:t xml:space="preserve">AI is embedded across growth and operations with governance and dashboards, and rolled across the China, India, and Mexico sites</w:t>
+            </w:r>
+          </w:p>
+        </w:tc>
+        <w:tc>
+          <w:tcPr>
+            <w:tcW w:type="dxa" w:w="1873"/>
+            <w:tcBorders>
+              <w:top w:val="single" w:color="E9ECEF" w:sz="4"/>
+              <w:left w:val="single" w:color="E9ECEF" w:sz="4"/>
+              <w:bottom w:val="single" w:color="E9ECEF" w:sz="4"/>
+              <w:right w:val="single" w:color="E9ECEF" w:sz="4"/>
+            </w:tcBorders>
+            <w:shd w:fill="F8F9FA" w:val="clear"/>
+            <w:tcMar>
+              <w:top w:type="dxa" w:w="100"/>
+              <w:left w:type="dxa" w:w="140"/>
+              <w:bottom w:type="dxa" w:w="100"/>
+              <w:right w:type="dxa" w:w="140"/>
+            </w:tcMar>
+            <w:vAlign w:val="center"/>
+          </w:tcPr>
+          <w:p>
+            <w:pPr>
+              <w:jc w:val="center"/>
+            </w:pPr>
+            <w:r>
+              <w:rPr>
+                <w:rFonts w:ascii="Open Sans" w:cs="Open Sans" w:eastAsia="Open Sans" w:hAnsi="Open Sans"/>
+                <w:b w:val="false"/>
+                <w:bCs w:val="false"/>
+                <w:color w:val="59595B"/>
+                <w:sz w:val="20"/>
+                <w:szCs w:val="20"/>
+              </w:rPr>
+              <w:t xml:space="preserve"/>
+            </w:r>
+          </w:p>
+        </w:tc>
+      </w:tr>
+      <w:tr>
+        <w:trPr>
+          <w:cantSplit/>
+        </w:trPr>
+        <w:tc>
+          <w:tcPr>
+            <w:tcW w:type="dxa" w:w="2139"/>
+            <w:tcBorders>
+              <w:top w:val="single" w:color="E9ECEF" w:sz="4"/>
+              <w:left w:val="single" w:color="E9ECEF" w:sz="4"/>
+              <w:bottom w:val="single" w:color="E9ECEF" w:sz="4"/>
+              <w:right w:val="single" w:color="E9ECEF" w:sz="4"/>
+            </w:tcBorders>
+            <w:shd w:fill="FFFFFF" w:val="clear"/>
+            <w:tcMar>
+              <w:top w:type="dxa" w:w="100"/>
+              <w:left w:type="dxa" w:w="140"/>
+              <w:bottom w:type="dxa" w:w="100"/>
+              <w:right w:type="dxa" w:w="140"/>
+            </w:tcMar>
+            <w:vAlign w:val="center"/>
+          </w:tcPr>
+          <w:p>
+            <w:pPr>
+              <w:jc w:val="left"/>
+            </w:pPr>
+            <w:r>
+              <w:rPr>
+                <w:rFonts w:ascii="Open Sans" w:cs="Open Sans" w:eastAsia="Open Sans" w:hAnsi="Open Sans"/>
+                <w:b w:val="false"/>
+                <w:bCs w:val="false"/>
+                <w:color w:val="59595B"/>
+                <w:sz w:val="20"/>
+                <w:szCs w:val="20"/>
+              </w:rPr>
+              <w:t xml:space="preserve">5. Transformational</w:t>
+            </w:r>
+          </w:p>
+        </w:tc>
+        <w:tc>
+          <w:tcPr>
+            <w:tcW w:type="dxa" w:w="5348"/>
+            <w:tcBorders>
+              <w:top w:val="single" w:color="E9ECEF" w:sz="4"/>
+              <w:left w:val="single" w:color="E9ECEF" w:sz="4"/>
+              <w:bottom w:val="single" w:color="E9ECEF" w:sz="4"/>
+              <w:right w:val="single" w:color="E9ECEF" w:sz="4"/>
+            </w:tcBorders>
+            <w:shd w:fill="FFFFFF" w:val="clear"/>
+            <w:tcMar>
+              <w:top w:type="dxa" w:w="100"/>
+              <w:left w:type="dxa" w:w="140"/>
+              <w:bottom w:type="dxa" w:w="100"/>
+              <w:right w:type="dxa" w:w="140"/>
+            </w:tcMar>
+            <w:vAlign w:val="center"/>
+          </w:tcPr>
+          <w:p>
+            <w:pPr>
+              <w:jc w:val="left"/>
+            </w:pPr>
+            <w:r>
+              <w:rPr>
+                <w:rFonts w:ascii="Open Sans" w:cs="Open Sans" w:eastAsia="Open Sans" w:hAnsi="Open Sans"/>
+                <w:b w:val="false"/>
+                <w:bCs w:val="false"/>
+                <w:color w:val="59595B"/>
+                <w:sz w:val="20"/>
+                <w:szCs w:val="20"/>
+              </w:rPr>
+              <w:t xml:space="preserve">AI is the default way the business quotes, qualifies, and competes</w:t>
+            </w:r>
+          </w:p>
+        </w:tc>
+        <w:tc>
+          <w:tcPr>
+            <w:tcW w:type="dxa" w:w="1873"/>
+            <w:tcBorders>
+              <w:top w:val="single" w:color="E9ECEF" w:sz="4"/>
+              <w:left w:val="single" w:color="E9ECEF" w:sz="4"/>
+              <w:bottom w:val="single" w:color="E9ECEF" w:sz="4"/>
+              <w:right w:val="single" w:color="E9ECEF" w:sz="4"/>
+            </w:tcBorders>
+            <w:shd w:fill="FFFFFF" w:val="clear"/>
+            <w:tcMar>
+              <w:top w:type="dxa" w:w="100"/>
+              <w:left w:type="dxa" w:w="140"/>
+              <w:bottom w:type="dxa" w:w="100"/>
+              <w:right w:type="dxa" w:w="140"/>
+            </w:tcMar>
+            <w:vAlign w:val="center"/>
+          </w:tcPr>
+          <w:p>
+            <w:pPr>
+              <w:jc w:val="center"/>
+            </w:pPr>
+            <w:r>
+              <w:rPr>
+                <w:rFonts w:ascii="Open Sans" w:cs="Open Sans" w:eastAsia="Open Sans" w:hAnsi="Open Sans"/>
+                <w:b w:val="false"/>
+                <w:bCs w:val="false"/>
+                <w:color w:val="59595B"/>
+                <w:sz w:val="20"/>
+                <w:szCs w:val="20"/>
+              </w:rPr>
+              <w:t xml:space="preserve"/>
+            </w:r>
+          </w:p>
+        </w:tc>
+      </w:tr>
+    </w:tbl>
+    <w:p>
+      <w:pPr>
+        <w:spacing w:after="140" w:before="80" w:line="320"/>
+        <w:jc w:val="both"/>
+      </w:pPr>
+      <w:r>
+        <w:rPr>
+          <w:rFonts w:ascii="Open Sans" w:cs="Open Sans" w:eastAsia="Open Sans" w:hAnsi="Open Sans"/>
+          <w:b w:val="false"/>
+          <w:bCs w:val="false"/>
+          <w:i w:val="false"/>
+          <w:iCs w:val="false"/>
+          <w:color w:val="59595B"/>
+          <w:sz w:val="22"/>
+          <w:szCs w:val="22"/>
+        </w:rPr>
+        <w:t xml:space="preserve">JDH has the foundation most firms lack — a managed, secure, modern IT environment already in place. This report is the plan to reach Operational — AI working in the quote race and inside the qualification and sourcing workflow — within roughly nine months.</w:t>
+      </w:r>
+    </w:p>
+    <w:p>
+      <w:pPr>
+        <w:keepNext/>
+        <w:spacing w:after="0" w:before="140"/>
+      </w:pPr>
+      <w:r>
+        <w:t xml:space="preserve"/>
+      </w:r>
+    </w:p>
+    <w:p>
+      <w:pPr>
+        <w:pStyle w:val="Heading2"/>
+        <w:keepNext/>
+        <w:keepLines/>
+        <w:spacing w:after="120" w:before="280"/>
+      </w:pPr>
+      <w:r>
+        <w:rPr>
+          <w:rFonts w:ascii="Open Sans" w:cs="Open Sans" w:eastAsia="Open Sans" w:hAnsi="Open Sans"/>
+          <w:b/>
+          <w:bCs/>
+          <w:color w:val="006DB6"/>
+          <w:sz w:val="26"/>
+          <w:szCs w:val="26"/>
+        </w:rPr>
+        <w:t xml:space="preserve">Adopting AI Responsibly — Three Risks Every Leader Manages</w:t>
+      </w:r>
+    </w:p>
+    <w:p>
+      <w:pPr>
+        <w:spacing w:after="140" w:before="0" w:line="320"/>
+        <w:jc w:val="both"/>
+      </w:pPr>
+      <w:r>
+        <w:rPr>
+          <w:rFonts w:ascii="Open Sans" w:cs="Open Sans" w:eastAsia="Open Sans" w:hAnsi="Open Sans"/>
+          <w:b w:val="false"/>
+          <w:bCs w:val="false"/>
+          <w:i w:val="false"/>
+          <w:iCs w:val="false"/>
+          <w:color w:val="59595B"/>
+          <w:sz w:val="22"/>
+          <w:szCs w:val="22"/>
+        </w:rPr>
+        <w:t xml:space="preserve">The U.S. government’s NIST AI Risk Management Framework gives leaders a simple mental model — Govern, Map, Measure, Manage. For a manufacturer-importer like JDH, three risks matter most, and each has a concrete control:</w:t>
+      </w:r>
+    </w:p>
+    <w:p>
+      <w:pPr>
+        <w:keepNext/>
+        <w:spacing w:after="0" w:before="80"/>
+      </w:pPr>
+      <w:r>
+        <w:t xml:space="preserve"/>
+      </w:r>
+    </w:p>
+    <w:tbl>
+      <w:tblPr>
+        <w:tblW w:type="dxa" w:w="9360"/>
+        <w:tblBorders>
+          <w:top w:val="single" w:color="auto" w:sz="4"/>
+          <w:left w:val="single" w:color="auto" w:sz="4"/>
+          <w:bottom w:val="single" w:color="auto" w:sz="4"/>
+          <w:right w:val="single" w:color="auto" w:sz="4"/>
+          <w:insideH w:val="single" w:color="auto" w:sz="4"/>
+          <w:insideV w:val="single" w:color="auto" w:sz="4"/>
+        </w:tblBorders>
+      </w:tblPr>
+      <w:tblGrid>
+        <w:gridCol w:w="1959"/>
+        <w:gridCol w:w="3700"/>
+        <w:gridCol w:w="3701"/>
+      </w:tblGrid>
+      <w:tr>
+        <w:trPr>
+          <w:cantSplit/>
+          <w:tblHeader/>
+        </w:trPr>
+        <w:tc>
+          <w:tcPr>
+            <w:tcW w:type="dxa" w:w="1959"/>
+            <w:tcBorders>
+              <w:top w:val="single" w:color="E9ECEF" w:sz="4"/>
+              <w:left w:val="single" w:color="E9ECEF" w:sz="4"/>
+              <w:bottom w:val="single" w:color="E9ECEF" w:sz="4"/>
+              <w:right w:val="single" w:color="E9ECEF" w:sz="4"/>
+            </w:tcBorders>
+            <w:shd w:fill="1A1A2E" w:val="clear"/>
+            <w:tcMar>
+              <w:top w:type="dxa" w:w="120"/>
+              <w:left w:type="dxa" w:w="140"/>
+              <w:bottom w:type="dxa" w:w="120"/>
+              <w:right w:type="dxa" w:w="140"/>
+            </w:tcMar>
+            <w:vAlign w:val="center"/>
+          </w:tcPr>
+          <w:p>
+            <w:pPr>
+              <w:jc w:val="left"/>
+            </w:pPr>
+            <w:r>
+              <w:rPr>
+                <w:rFonts w:ascii="Open Sans" w:cs="Open Sans" w:eastAsia="Open Sans" w:hAnsi="Open Sans"/>
+                <w:b/>
+                <w:bCs/>
+                <w:color w:val="FFFFFF"/>
+                <w:sz w:val="20"/>
+                <w:szCs w:val="20"/>
+              </w:rPr>
+              <w:t xml:space="preserve">Risk</w:t>
+            </w:r>
+          </w:p>
+        </w:tc>
+        <w:tc>
+          <w:tcPr>
+            <w:tcW w:type="dxa" w:w="3700"/>
+            <w:tcBorders>
+              <w:top w:val="single" w:color="E9ECEF" w:sz="4"/>
+              <w:left w:val="single" w:color="E9ECEF" w:sz="4"/>
+              <w:bottom w:val="single" w:color="E9ECEF" w:sz="4"/>
+              <w:right w:val="single" w:color="E9ECEF" w:sz="4"/>
+            </w:tcBorders>
+            <w:shd w:fill="1A1A2E" w:val="clear"/>
+            <w:tcMar>
+              <w:top w:type="dxa" w:w="120"/>
+              <w:left w:type="dxa" w:w="140"/>
+              <w:bottom w:type="dxa" w:w="120"/>
+              <w:right w:type="dxa" w:w="140"/>
+            </w:tcMar>
+            <w:vAlign w:val="center"/>
+          </w:tcPr>
+          <w:p>
+            <w:pPr>
+              <w:jc w:val="left"/>
+            </w:pPr>
+            <w:r>
+              <w:rPr>
+                <w:rFonts w:ascii="Open Sans" w:cs="Open Sans" w:eastAsia="Open Sans" w:hAnsi="Open Sans"/>
+                <w:b/>
+                <w:bCs/>
+                <w:color w:val="FFFFFF"/>
+                <w:sz w:val="20"/>
+                <w:szCs w:val="20"/>
+              </w:rPr>
+              <w:t xml:space="preserve">What It Means</w:t>
+            </w:r>
+          </w:p>
+        </w:tc>
+        <w:tc>
+          <w:tcPr>
+            <w:tcW w:type="dxa" w:w="3701"/>
+            <w:tcBorders>
+              <w:top w:val="single" w:color="E9ECEF" w:sz="4"/>
+              <w:left w:val="single" w:color="E9ECEF" w:sz="4"/>
+              <w:bottom w:val="single" w:color="E9ECEF" w:sz="4"/>
+              <w:right w:val="single" w:color="E9ECEF" w:sz="4"/>
+            </w:tcBorders>
+            <w:shd w:fill="1A1A2E" w:val="clear"/>
+            <w:tcMar>
+              <w:top w:type="dxa" w:w="120"/>
+              <w:left w:type="dxa" w:w="140"/>
+              <w:bottom w:type="dxa" w:w="120"/>
+              <w:right w:type="dxa" w:w="140"/>
+            </w:tcMar>
+            <w:vAlign w:val="center"/>
+          </w:tcPr>
+          <w:p>
+            <w:pPr>
+              <w:jc w:val="left"/>
+            </w:pPr>
+            <w:r>
+              <w:rPr>
+                <w:rFonts w:ascii="Open Sans" w:cs="Open Sans" w:eastAsia="Open Sans" w:hAnsi="Open Sans"/>
+                <w:b/>
+                <w:bCs/>
+                <w:color w:val="FFFFFF"/>
+                <w:sz w:val="20"/>
+                <w:szCs w:val="20"/>
+              </w:rPr>
+              <w:t xml:space="preserve">How Technijian Controls It</w:t>
+            </w:r>
+          </w:p>
+        </w:tc>
+      </w:tr>
+      <w:tr>
+        <w:trPr>
+          <w:cantSplit/>
+        </w:trPr>
+        <w:tc>
+          <w:tcPr>
+            <w:tcW w:type="dxa" w:w="1959"/>
+            <w:tcBorders>
+              <w:top w:val="single" w:color="E9ECEF" w:sz="4"/>
+              <w:left w:val="single" w:color="E9ECEF" w:sz="4"/>
+              <w:bottom w:val="single" w:color="E9ECEF" w:sz="4"/>
+              <w:right w:val="single" w:color="E9ECEF" w:sz="4"/>
+            </w:tcBorders>
+            <w:shd w:fill="FFFFFF" w:val="clear"/>
+            <w:tcMar>
+              <w:top w:type="dxa" w:w="100"/>
+              <w:left w:type="dxa" w:w="140"/>
+              <w:bottom w:type="dxa" w:w="100"/>
+              <w:right w:type="dxa" w:w="140"/>
+            </w:tcMar>
+            <w:vAlign w:val="center"/>
+          </w:tcPr>
+          <w:p>
+            <w:pPr>
+              <w:jc w:val="left"/>
+            </w:pPr>
+            <w:r>
+              <w:rPr>
+                <w:rFonts w:ascii="Open Sans" w:cs="Open Sans" w:eastAsia="Open Sans" w:hAnsi="Open Sans"/>
+                <w:b w:val="false"/>
+                <w:bCs w:val="false"/>
+                <w:color w:val="59595B"/>
+                <w:sz w:val="20"/>
+                <w:szCs w:val="20"/>
+              </w:rPr>
+              <w:t xml:space="preserve">Hallucination</w:t>
+            </w:r>
+          </w:p>
+        </w:tc>
+        <w:tc>
+          <w:tcPr>
+            <w:tcW w:type="dxa" w:w="3700"/>
+            <w:tcBorders>
+              <w:top w:val="single" w:color="E9ECEF" w:sz="4"/>
+              <w:left w:val="single" w:color="E9ECEF" w:sz="4"/>
+              <w:bottom w:val="single" w:color="E9ECEF" w:sz="4"/>
+              <w:right w:val="single" w:color="E9ECEF" w:sz="4"/>
+            </w:tcBorders>
+            <w:shd w:fill="FFFFFF" w:val="clear"/>
+            <w:tcMar>
+              <w:top w:type="dxa" w:w="100"/>
+              <w:left w:type="dxa" w:w="140"/>
+              <w:bottom w:type="dxa" w:w="100"/>
+              <w:right w:type="dxa" w:w="140"/>
+            </w:tcMar>
+            <w:vAlign w:val="center"/>
+          </w:tcPr>
+          <w:p>
+            <w:pPr>
+              <w:jc w:val="left"/>
+            </w:pPr>
+            <w:r>
+              <w:rPr>
+                <w:rFonts w:ascii="Open Sans" w:cs="Open Sans" w:eastAsia="Open Sans" w:hAnsi="Open Sans"/>
+                <w:b w:val="false"/>
+                <w:bCs w:val="false"/>
+                <w:color w:val="59595B"/>
+                <w:sz w:val="20"/>
+                <w:szCs w:val="20"/>
+              </w:rPr>
+              <w:t xml:space="preserve">AI can state a confident, wrong answer</w:t>
+            </w:r>
+          </w:p>
+        </w:tc>
+        <w:tc>
+          <w:tcPr>
+            <w:tcW w:type="dxa" w:w="3701"/>
+            <w:tcBorders>
+              <w:top w:val="single" w:color="E9ECEF" w:sz="4"/>
+              <w:left w:val="single" w:color="E9ECEF" w:sz="4"/>
+              <w:bottom w:val="single" w:color="E9ECEF" w:sz="4"/>
+              <w:right w:val="single" w:color="E9ECEF" w:sz="4"/>
+            </w:tcBorders>
+            <w:shd w:fill="FFFFFF" w:val="clear"/>
+            <w:tcMar>
+              <w:top w:type="dxa" w:w="100"/>
+              <w:left w:type="dxa" w:w="140"/>
+              <w:bottom w:type="dxa" w:w="100"/>
+              <w:right w:type="dxa" w:w="140"/>
+            </w:tcMar>
+            <w:vAlign w:val="center"/>
+          </w:tcPr>
+          <w:p>
+            <w:pPr>
+              <w:jc w:val="left"/>
+            </w:pPr>
+            <w:r>
+              <w:rPr>
+                <w:rFonts w:ascii="Open Sans" w:cs="Open Sans" w:eastAsia="Open Sans" w:hAnsi="Open Sans"/>
+                <w:b w:val="false"/>
+                <w:bCs w:val="false"/>
+                <w:color w:val="59595B"/>
+                <w:sz w:val="20"/>
+                <w:szCs w:val="20"/>
+              </w:rPr>
+              <w:t xml:space="preserve">Human-in-the-loop review on anything customer-facing or compliance-bound — AI drafts the quote, the HTS classification, and the cert package; a JDH engineer or a licensed broker signs</w:t>
+            </w:r>
+          </w:p>
+        </w:tc>
+      </w:tr>
+      <w:tr>
+        <w:trPr>
+          <w:cantSplit/>
+        </w:trPr>
+        <w:tc>
+          <w:tcPr>
+            <w:tcW w:type="dxa" w:w="1959"/>
+            <w:tcBorders>
+              <w:top w:val="single" w:color="E9ECEF" w:sz="4"/>
+              <w:left w:val="single" w:color="E9ECEF" w:sz="4"/>
+              <w:bottom w:val="single" w:color="E9ECEF" w:sz="4"/>
+              <w:right w:val="single" w:color="E9ECEF" w:sz="4"/>
+            </w:tcBorders>
+            <w:shd w:fill="F8F9FA" w:val="clear"/>
+            <w:tcMar>
+              <w:top w:type="dxa" w:w="100"/>
+              <w:left w:type="dxa" w:w="140"/>
+              <w:bottom w:type="dxa" w:w="100"/>
+              <w:right w:type="dxa" w:w="140"/>
+            </w:tcMar>
+            <w:vAlign w:val="center"/>
+          </w:tcPr>
+          <w:p>
+            <w:pPr>
+              <w:jc w:val="left"/>
+            </w:pPr>
+            <w:r>
+              <w:rPr>
+                <w:rFonts w:ascii="Open Sans" w:cs="Open Sans" w:eastAsia="Open Sans" w:hAnsi="Open Sans"/>
+                <w:b w:val="false"/>
+                <w:bCs w:val="false"/>
+                <w:color w:val="59595B"/>
+                <w:sz w:val="20"/>
+                <w:szCs w:val="20"/>
+              </w:rPr>
+              <w:t xml:space="preserve">Data leakage</w:t>
+            </w:r>
+          </w:p>
+        </w:tc>
+        <w:tc>
+          <w:tcPr>
+            <w:tcW w:type="dxa" w:w="3700"/>
+            <w:tcBorders>
+              <w:top w:val="single" w:color="E9ECEF" w:sz="4"/>
+              <w:left w:val="single" w:color="E9ECEF" w:sz="4"/>
+              <w:bottom w:val="single" w:color="E9ECEF" w:sz="4"/>
+              <w:right w:val="single" w:color="E9ECEF" w:sz="4"/>
+            </w:tcBorders>
+            <w:shd w:fill="F8F9FA" w:val="clear"/>
+            <w:tcMar>
+              <w:top w:type="dxa" w:w="100"/>
+              <w:left w:type="dxa" w:w="140"/>
+              <w:bottom w:type="dxa" w:w="100"/>
+              <w:right w:type="dxa" w:w="140"/>
+            </w:tcMar>
+            <w:vAlign w:val="center"/>
+          </w:tcPr>
+          <w:p>
+            <w:pPr>
+              <w:jc w:val="left"/>
+            </w:pPr>
+            <w:r>
+              <w:rPr>
+                <w:rFonts w:ascii="Open Sans" w:cs="Open Sans" w:eastAsia="Open Sans" w:hAnsi="Open Sans"/>
+                <w:b w:val="false"/>
+                <w:bCs w:val="false"/>
+                <w:color w:val="59595B"/>
+                <w:sz w:val="20"/>
+                <w:szCs w:val="20"/>
+              </w:rPr>
+              <w:t xml:space="preserve">Sensitive data pasted into public tools can escape</w:t>
+            </w:r>
+          </w:p>
+        </w:tc>
+        <w:tc>
+          <w:tcPr>
+            <w:tcW w:type="dxa" w:w="3701"/>
+            <w:tcBorders>
+              <w:top w:val="single" w:color="E9ECEF" w:sz="4"/>
+              <w:left w:val="single" w:color="E9ECEF" w:sz="4"/>
+              <w:bottom w:val="single" w:color="E9ECEF" w:sz="4"/>
+              <w:right w:val="single" w:color="E9ECEF" w:sz="4"/>
+            </w:tcBorders>
+            <w:shd w:fill="F8F9FA" w:val="clear"/>
+            <w:tcMar>
+              <w:top w:type="dxa" w:w="100"/>
+              <w:left w:type="dxa" w:w="140"/>
+              <w:bottom w:type="dxa" w:w="100"/>
+              <w:right w:type="dxa" w:w="140"/>
+            </w:tcMar>
+            <w:vAlign w:val="center"/>
+          </w:tcPr>
+          <w:p>
+            <w:pPr>
+              <w:jc w:val="left"/>
+            </w:pPr>
+            <w:r>
+              <w:rPr>
+                <w:rFonts w:ascii="Open Sans" w:cs="Open Sans" w:eastAsia="Open Sans" w:hAnsi="Open Sans"/>
+                <w:b w:val="false"/>
+                <w:bCs w:val="false"/>
+                <w:color w:val="59595B"/>
+                <w:sz w:val="20"/>
+                <w:szCs w:val="20"/>
+              </w:rPr>
+              <w:t xml:space="preserve">Private, governed AI deployments — quote history, drawings, cost data, and customer records never touch a public model; the same security posture Technijian already runs for JDH</w:t>
+            </w:r>
+          </w:p>
+        </w:tc>
+      </w:tr>
+      <w:tr>
+        <w:trPr>
+          <w:cantSplit/>
+        </w:trPr>
+        <w:tc>
+          <w:tcPr>
+            <w:tcW w:type="dxa" w:w="1959"/>
+            <w:tcBorders>
+              <w:top w:val="single" w:color="E9ECEF" w:sz="4"/>
+              <w:left w:val="single" w:color="E9ECEF" w:sz="4"/>
+              <w:bottom w:val="single" w:color="E9ECEF" w:sz="4"/>
+              <w:right w:val="single" w:color="E9ECEF" w:sz="4"/>
+            </w:tcBorders>
+            <w:shd w:fill="FFFFFF" w:val="clear"/>
+            <w:tcMar>
+              <w:top w:type="dxa" w:w="100"/>
+              <w:left w:type="dxa" w:w="140"/>
+              <w:bottom w:type="dxa" w:w="100"/>
+              <w:right w:type="dxa" w:w="140"/>
+            </w:tcMar>
+            <w:vAlign w:val="center"/>
+          </w:tcPr>
+          <w:p>
+            <w:pPr>
+              <w:jc w:val="left"/>
+            </w:pPr>
+            <w:r>
+              <w:rPr>
+                <w:rFonts w:ascii="Open Sans" w:cs="Open Sans" w:eastAsia="Open Sans" w:hAnsi="Open Sans"/>
+                <w:b w:val="false"/>
+                <w:bCs w:val="false"/>
+                <w:color w:val="59595B"/>
+                <w:sz w:val="20"/>
+                <w:szCs w:val="20"/>
+              </w:rPr>
+              <w:t xml:space="preserve">Compliance &amp; accountability</w:t>
+            </w:r>
+          </w:p>
+        </w:tc>
+        <w:tc>
+          <w:tcPr>
+            <w:tcW w:type="dxa" w:w="3700"/>
+            <w:tcBorders>
+              <w:top w:val="single" w:color="E9ECEF" w:sz="4"/>
+              <w:left w:val="single" w:color="E9ECEF" w:sz="4"/>
+              <w:bottom w:val="single" w:color="E9ECEF" w:sz="4"/>
+              <w:right w:val="single" w:color="E9ECEF" w:sz="4"/>
+            </w:tcBorders>
+            <w:shd w:fill="FFFFFF" w:val="clear"/>
+            <w:tcMar>
+              <w:top w:type="dxa" w:w="100"/>
+              <w:left w:type="dxa" w:w="140"/>
+              <w:bottom w:type="dxa" w:w="100"/>
+              <w:right w:type="dxa" w:w="140"/>
+            </w:tcMar>
+            <w:vAlign w:val="center"/>
+          </w:tcPr>
+          <w:p>
+            <w:pPr>
+              <w:jc w:val="left"/>
+            </w:pPr>
+            <w:r>
+              <w:rPr>
+                <w:rFonts w:ascii="Open Sans" w:cs="Open Sans" w:eastAsia="Open Sans" w:hAnsi="Open Sans"/>
+                <w:b w:val="false"/>
+                <w:bCs w:val="false"/>
+                <w:color w:val="59595B"/>
+                <w:sz w:val="20"/>
+                <w:szCs w:val="20"/>
+              </w:rPr>
+              <w:t xml:space="preserve">Untracked AI tools create audit gaps</w:t>
+            </w:r>
+          </w:p>
+        </w:tc>
+        <w:tc>
+          <w:tcPr>
+            <w:tcW w:type="dxa" w:w="3701"/>
+            <w:tcBorders>
+              <w:top w:val="single" w:color="E9ECEF" w:sz="4"/>
+              <w:left w:val="single" w:color="E9ECEF" w:sz="4"/>
+              <w:bottom w:val="single" w:color="E9ECEF" w:sz="4"/>
+              <w:right w:val="single" w:color="E9ECEF" w:sz="4"/>
+            </w:tcBorders>
+            <w:shd w:fill="FFFFFF" w:val="clear"/>
+            <w:tcMar>
+              <w:top w:type="dxa" w:w="100"/>
+              <w:left w:type="dxa" w:w="140"/>
+              <w:bottom w:type="dxa" w:w="100"/>
+              <w:right w:type="dxa" w:w="140"/>
+            </w:tcMar>
+            <w:vAlign w:val="center"/>
+          </w:tcPr>
+          <w:p>
+            <w:pPr>
+              <w:jc w:val="left"/>
+            </w:pPr>
+            <w:r>
+              <w:rPr>
+                <w:rFonts w:ascii="Open Sans" w:cs="Open Sans" w:eastAsia="Open Sans" w:hAnsi="Open Sans"/>
+                <w:b w:val="false"/>
+                <w:bCs w:val="false"/>
+                <w:color w:val="59595B"/>
+                <w:sz w:val="20"/>
+                <w:szCs w:val="20"/>
+              </w:rPr>
+              <w:t xml:space="preserve">Every AI tool inventoried with owner, vendor, and data source — trade-compliance and supplier-quality-audit-ready, led by a CISSP-certified team</w:t>
+            </w:r>
+          </w:p>
+        </w:tc>
+      </w:tr>
+    </w:tbl>
+    <w:p>
+      <w:pPr>
+        <w:keepNext/>
+        <w:spacing w:after="0" w:before="140"/>
+      </w:pPr>
+      <w:r>
+        <w:t xml:space="preserve"/>
+      </w:r>
+    </w:p>
+    <w:p>
+      <w:pPr>
+        <w:pStyle w:val="Heading2"/>
+        <w:keepNext/>
+        <w:keepLines/>
+        <w:spacing w:after="120" w:before="280"/>
+      </w:pPr>
+      <w:r>
+        <w:rPr>
+          <w:rFonts w:ascii="Open Sans" w:cs="Open Sans" w:eastAsia="Open Sans" w:hAnsi="Open Sans"/>
+          <w:b/>
+          <w:bCs/>
+          <w:color w:val="006DB6"/>
+          <w:sz w:val="26"/>
+          <w:szCs w:val="26"/>
+        </w:rPr>
+        <w:t xml:space="preserve">What Comparable Organizations Are Already Doing</w:t>
+      </w:r>
+    </w:p>
+    <w:p>
+      <w:pPr>
+        <w:pStyle w:val="ListParagraph"/>
+        <w:numPr>
+          <w:ilvl w:val="0"/>
+          <w:numId w:val="2"/>
+        </w:numPr>
+        <w:spacing w:after="80" w:before="40" w:line="300"/>
+      </w:pPr>
+      <w:r>
+        <w:rPr>
+          <w:rFonts w:ascii="Open Sans" w:cs="Open Sans" w:eastAsia="Open Sans" w:hAnsi="Open Sans"/>
+          <w:color w:val="59595B"/>
+          <w:sz w:val="22"/>
+          <w:szCs w:val="22"/>
+        </w:rPr>
+        <w:t xml:space="preserve">Industrial manufacturing: contract manufacturers and metal-parts suppliers are using AI to read RFQ packages and drawings and draft quotes, compressing a multi-day quote into hours and responding to more programs with the same engineering team.</w:t>
+      </w:r>
+    </w:p>
+    <w:p>
+      <w:pPr>
+        <w:pStyle w:val="ListParagraph"/>
+        <w:numPr>
+          <w:ilvl w:val="0"/>
+          <w:numId w:val="2"/>
+        </w:numPr>
+        <w:spacing w:after="80" w:before="40" w:line="300"/>
+      </w:pPr>
+      <w:r>
+        <w:rPr>
+          <w:rFonts w:ascii="Open Sans" w:cs="Open Sans" w:eastAsia="Open Sans" w:hAnsi="Open Sans"/>
+          <w:color w:val="59595B"/>
+          <w:sz w:val="22"/>
+          <w:szCs w:val="22"/>
+        </w:rPr>
+        <w:t xml:space="preserve">Regulated, document-heavy B2B: suppliers facing PPAP, FAI, and customer-scorecard paperwork are turning multi-day qualification-document assembly into a minutes-long, audit-ready draft — with a qualified engineer signing the result.</w:t>
+      </w:r>
+    </w:p>
+    <w:p>
+      <w:pPr>
+        <w:pStyle w:val="ListParagraph"/>
+        <w:numPr>
+          <w:ilvl w:val="0"/>
+          <w:numId w:val="2"/>
+        </w:numPr>
+        <w:spacing w:after="80" w:before="40" w:line="300"/>
+      </w:pPr>
+      <w:r>
+        <w:rPr>
+          <w:rFonts w:ascii="Open Sans" w:cs="Open Sans" w:eastAsia="Open Sans" w:hAnsi="Open Sans"/>
+          <w:color w:val="59595B"/>
+          <w:sz w:val="22"/>
+          <w:szCs w:val="22"/>
+        </w:rPr>
+        <w:t xml:space="preserve">Global sourcing &amp; trade: importers exposed to Section 301 and shifting duties are using AI to monitor trade policy and model landed cost by origin, turning supply-chain complexity into a marketed buyer benefit rather than a back-office scramble.</w:t>
+      </w:r>
+    </w:p>
+    <w:p>
+      <w:pPr>
+        <w:spacing w:after="140" w:before="40" w:line="320"/>
+        <w:jc w:val="both"/>
+      </w:pPr>
+      <w:r>
+        <w:rPr>
+          <w:rFonts w:ascii="Open Sans" w:cs="Open Sans" w:eastAsia="Open Sans" w:hAnsi="Open Sans"/>
+          <w:b w:val="false"/>
+          <w:bCs w:val="false"/>
+          <w:i/>
+          <w:iCs/>
+          <w:color w:val="59595B"/>
+          <w:sz w:val="19"/>
+          <w:szCs w:val="19"/>
+        </w:rPr>
+        <w:t xml:space="preserve">These are representative directions of travel across comparable industries, not guarantees; JDH’s own numbers would be confirmed in discovery. Technijian’s specific, measured results from prior builds appear in Section 9 (Capability Proof) and Section 12 (Business Impact).</w:t>
+      </w:r>
+    </w:p>
+    <w:p>
+      <w:pPr>
+        <w:keepNext/>
+        <w:spacing w:after="0" w:before="140"/>
+      </w:pPr>
+      <w:r>
+        <w:t xml:space="preserve"/>
+      </w:r>
+    </w:p>
+    <w:p>
+      <w:pPr>
+        <w:pStyle w:val="Heading2"/>
+        <w:keepNext/>
+        <w:keepLines/>
+        <w:spacing w:after="120" w:before="280"/>
+      </w:pPr>
+      <w:r>
+        <w:rPr>
+          <w:rFonts w:ascii="Open Sans" w:cs="Open Sans" w:eastAsia="Open Sans" w:hAnsi="Open Sans"/>
+          <w:b/>
+          <w:bCs/>
+          <w:color w:val="006DB6"/>
+          <w:sz w:val="26"/>
+          <w:szCs w:val="26"/>
+        </w:rPr>
+        <w:t xml:space="preserve">A Day in the Life — A JDH Quoting Engineer</w:t>
+      </w:r>
+    </w:p>
+    <w:tbl>
+      <w:tblPr>
+        <w:tblW w:type="dxa" w:w="9360"/>
+        <w:tblBorders>
+          <w:top w:val="single" w:color="auto" w:sz="4"/>
+          <w:left w:val="single" w:color="auto" w:sz="4"/>
+          <w:bottom w:val="single" w:color="auto" w:sz="4"/>
+          <w:right w:val="single" w:color="auto" w:sz="4"/>
+          <w:insideH w:val="single" w:color="auto" w:sz="4"/>
+          <w:insideV w:val="single" w:color="auto" w:sz="4"/>
+        </w:tblBorders>
+      </w:tblPr>
+      <w:tblGrid>
+        <w:gridCol w:w="80"/>
+        <w:gridCol w:w="9280"/>
+      </w:tblGrid>
+      <w:tr>
+        <w:trPr>
+          <w:cantSplit/>
+        </w:trPr>
+        <w:tc>
+          <w:tcPr>
+            <w:tcW w:type="dxa" w:w="80"/>
+            <w:tcBorders>
+              <w:top w:val="none" w:color="FFFFFF" w:sz="0"/>
+              <w:left w:val="none" w:color="FFFFFF" w:sz="0"/>
+              <w:bottom w:val="none" w:color="FFFFFF" w:sz="0"/>
+              <w:right w:val="none" w:color="FFFFFF" w:sz="0"/>
+            </w:tcBorders>
+            <w:shd w:fill="006DB6" w:val="clear"/>
+          </w:tcPr>
+          <w:p>
+            <w:r>
+              <w:t xml:space="preserve"/>
+            </w:r>
+          </w:p>
+        </w:tc>
+        <w:tc>
+          <w:tcPr>
+            <w:tcW w:type="dxa" w:w="9280"/>
+            <w:tcBorders>
+              <w:top w:val="none" w:color="FFFFFF" w:sz="0"/>
+              <w:left w:val="none" w:color="FFFFFF" w:sz="0"/>
+              <w:bottom w:val="none" w:color="FFFFFF" w:sz="0"/>
+              <w:right w:val="none" w:color="FFFFFF" w:sz="0"/>
+            </w:tcBorders>
+            <w:shd w:fill="F8F9FA" w:val="clear"/>
+            <w:tcMar>
+              <w:top w:type="dxa" w:w="160"/>
+              <w:left w:type="dxa" w:w="240"/>
+              <w:bottom w:type="dxa" w:w="160"/>
+              <w:right w:type="dxa" w:w="200"/>
+            </w:tcMar>
+          </w:tcPr>
+          <w:p>
+            <w:pPr>
+              <w:keepNext/>
+              <w:keepLines/>
+              <w:spacing w:after="80" w:before="80"/>
+            </w:pPr>
+            <w:r>
+              <w:rPr>
+                <w:rFonts w:ascii="Open Sans" w:cs="Open Sans" w:eastAsia="Open Sans" w:hAnsi="Open Sans"/>
+                <w:b/>
+                <w:bCs/>
+                <w:color w:val="006DB6"/>
+                <w:sz w:val="22"/>
+                <w:szCs w:val="22"/>
+              </w:rPr>
+              <w:t xml:space="preserve">Before vs. After AI</w:t>
+            </w:r>
+          </w:p>
+          <w:p>
+            <w:pPr>
+              <w:keepNext/>
+              <w:keepLines/>
+              <w:spacing w:after="60" w:before="40" w:line="300"/>
+            </w:pPr>
+            <w:r>
+              <w:rPr>
+                <w:rFonts w:ascii="Open Sans" w:cs="Open Sans" w:eastAsia="Open Sans" w:hAnsi="Open Sans"/>
+                <w:color w:val="59595B"/>
+                <w:sz w:val="20"/>
+                <w:szCs w:val="20"/>
+              </w:rPr>
+              <w:t xml:space="preserve">TODAY: An RFQ lands with a drawing, a spec, and a BOM. The engineer reads the drawing by hand, hunts for a similar prior part in spreadsheets and memory, rebuilds the should-cost, drafts the quote, and — if the program is won — assembles the PPAP / FAI / COA package from PC-DMIS results by hand. The hard quotes get deferred; the OEM awards the program to whoever quoted first.</w:t>
+            </w:r>
+          </w:p>
+          <w:p>
+            <w:pPr>
+              <w:keepNext w:val="false"/>
+              <w:keepLines/>
+              <w:spacing w:after="60" w:before="40" w:line="300"/>
+            </w:pPr>
+            <w:r>
+              <w:rPr>
+                <w:rFonts w:ascii="Open Sans" w:cs="Open Sans" w:eastAsia="Open Sans" w:hAnsi="Open Sans"/>
+                <w:color w:val="59595B"/>
+                <w:sz w:val="20"/>
+                <w:szCs w:val="20"/>
+              </w:rPr>
+              <w:t xml:space="preserve">WITH AI: The AI reads the drawing and spec, surfaces the matching part from thirty-five years of indexed quote history, and drafts the quote and should-cost in minutes; a three-model council checks it; the engineer reviews, adjusts, and signs. The qualification package assembles itself from the real inspection data for the engineer to sign. The expertise is captured in a system, so the same standard holds across the team and survives a busy week or a departure — and the engineer spends the recovered hours on more quotes and better design feedback.</w:t>
+            </w:r>
+          </w:p>
+        </w:tc>
+      </w:tr>
+    </w:tbl>
+    <w:p>
+      <w:pPr>
+        <w:keepNext/>
+        <w:spacing w:after="0" w:before="140"/>
+      </w:pPr>
+      <w:r>
+        <w:t xml:space="preserve"/>
+      </w:r>
+    </w:p>
+    <w:p>
+      <w:pPr>
+        <w:pStyle w:val="Heading2"/>
+        <w:keepNext/>
+        <w:keepLines/>
+        <w:spacing w:after="120" w:before="280"/>
+      </w:pPr>
+      <w:r>
+        <w:rPr>
+          <w:rFonts w:ascii="Open Sans" w:cs="Open Sans" w:eastAsia="Open Sans" w:hAnsi="Open Sans"/>
+          <w:b/>
+          <w:bCs/>
+          <w:color w:val="006DB6"/>
+          <w:sz w:val="26"/>
+          <w:szCs w:val="26"/>
+        </w:rPr>
+        <w:t xml:space="preserve">Why a Partner — vs. Hiring or Doing It Yourself</w:t>
+      </w:r>
+    </w:p>
+    <w:tbl>
+      <w:tblPr>
+        <w:tblW w:type="dxa" w:w="9360"/>
+        <w:tblBorders>
+          <w:top w:val="single" w:color="auto" w:sz="4"/>
+          <w:left w:val="single" w:color="auto" w:sz="4"/>
+          <w:bottom w:val="single" w:color="auto" w:sz="4"/>
+          <w:right w:val="single" w:color="auto" w:sz="4"/>
+          <w:insideH w:val="single" w:color="auto" w:sz="4"/>
+          <w:insideV w:val="single" w:color="auto" w:sz="4"/>
+        </w:tblBorders>
+      </w:tblPr>
+      <w:tblGrid>
+        <w:gridCol w:w="2269"/>
+        <w:gridCol w:w="7091"/>
+      </w:tblGrid>
+      <w:tr>
+        <w:trPr>
+          <w:cantSplit/>
+          <w:tblHeader/>
+        </w:trPr>
+        <w:tc>
+          <w:tcPr>
+            <w:tcW w:type="dxa" w:w="2269"/>
+            <w:tcBorders>
+              <w:top w:val="single" w:color="E9ECEF" w:sz="4"/>
+              <w:left w:val="single" w:color="E9ECEF" w:sz="4"/>
+              <w:bottom w:val="single" w:color="E9ECEF" w:sz="4"/>
+              <w:right w:val="single" w:color="E9ECEF" w:sz="4"/>
+            </w:tcBorders>
+            <w:shd w:fill="006DB6" w:val="clear"/>
+            <w:tcMar>
+              <w:top w:type="dxa" w:w="120"/>
+              <w:left w:type="dxa" w:w="140"/>
+              <w:bottom w:type="dxa" w:w="120"/>
+              <w:right w:type="dxa" w:w="140"/>
+            </w:tcMar>
+            <w:vAlign w:val="center"/>
+          </w:tcPr>
+          <w:p>
+            <w:pPr>
+              <w:jc w:val="left"/>
+            </w:pPr>
+            <w:r>
+              <w:rPr>
+                <w:rFonts w:ascii="Open Sans" w:cs="Open Sans" w:eastAsia="Open Sans" w:hAnsi="Open Sans"/>
+                <w:b/>
+                <w:bCs/>
+                <w:color w:val="FFFFFF"/>
+                <w:sz w:val="20"/>
+                <w:szCs w:val="20"/>
+              </w:rPr>
+              <w:t xml:space="preserve">Path</w:t>
+            </w:r>
+          </w:p>
+        </w:tc>
+        <w:tc>
+          <w:tcPr>
+            <w:tcW w:type="dxa" w:w="7091"/>
+            <w:tcBorders>
+              <w:top w:val="single" w:color="E9ECEF" w:sz="4"/>
+              <w:left w:val="single" w:color="E9ECEF" w:sz="4"/>
+              <w:bottom w:val="single" w:color="E9ECEF" w:sz="4"/>
+              <w:right w:val="single" w:color="E9ECEF" w:sz="4"/>
+            </w:tcBorders>
+            <w:shd w:fill="006DB6" w:val="clear"/>
+            <w:tcMar>
+              <w:top w:type="dxa" w:w="120"/>
+              <w:left w:type="dxa" w:w="140"/>
+              <w:bottom w:type="dxa" w:w="120"/>
+              <w:right w:type="dxa" w:w="140"/>
+            </w:tcMar>
+            <w:vAlign w:val="center"/>
+          </w:tcPr>
+          <w:p>
+            <w:pPr>
+              <w:jc w:val="left"/>
+            </w:pPr>
+            <w:r>
+              <w:rPr>
+                <w:rFonts w:ascii="Open Sans" w:cs="Open Sans" w:eastAsia="Open Sans" w:hAnsi="Open Sans"/>
+                <w:b/>
+                <w:bCs/>
+                <w:color w:val="FFFFFF"/>
+                <w:sz w:val="20"/>
+                <w:szCs w:val="20"/>
+              </w:rPr>
+              <w:t xml:space="preserve">Reality</w:t>
+            </w:r>
+          </w:p>
+        </w:tc>
+      </w:tr>
+      <w:tr>
+        <w:trPr>
+          <w:cantSplit/>
+        </w:trPr>
+        <w:tc>
+          <w:tcPr>
+            <w:tcW w:type="dxa" w:w="2269"/>
+            <w:tcBorders>
+              <w:top w:val="single" w:color="E9ECEF" w:sz="4"/>
+              <w:left w:val="single" w:color="E9ECEF" w:sz="4"/>
+              <w:bottom w:val="single" w:color="E9ECEF" w:sz="4"/>
+              <w:right w:val="single" w:color="E9ECEF" w:sz="4"/>
+            </w:tcBorders>
+            <w:shd w:fill="FFFFFF" w:val="clear"/>
+            <w:tcMar>
+              <w:top w:type="dxa" w:w="100"/>
+              <w:left w:type="dxa" w:w="140"/>
+              <w:bottom w:type="dxa" w:w="100"/>
+              <w:right w:type="dxa" w:w="140"/>
+            </w:tcMar>
+            <w:vAlign w:val="center"/>
+          </w:tcPr>
+          <w:p>
+            <w:pPr>
+              <w:jc w:val="left"/>
+            </w:pPr>
+            <w:r>
+              <w:rPr>
+                <w:rFonts w:ascii="Open Sans" w:cs="Open Sans" w:eastAsia="Open Sans" w:hAnsi="Open Sans"/>
+                <w:b w:val="false"/>
+                <w:bCs w:val="false"/>
+                <w:color w:val="59595B"/>
+                <w:sz w:val="20"/>
+                <w:szCs w:val="20"/>
+              </w:rPr>
+              <w:t xml:space="preserve">DIY tools</w:t>
+            </w:r>
+          </w:p>
+        </w:tc>
+        <w:tc>
+          <w:tcPr>
+            <w:tcW w:type="dxa" w:w="7091"/>
+            <w:tcBorders>
+              <w:top w:val="single" w:color="E9ECEF" w:sz="4"/>
+              <w:left w:val="single" w:color="E9ECEF" w:sz="4"/>
+              <w:bottom w:val="single" w:color="E9ECEF" w:sz="4"/>
+              <w:right w:val="single" w:color="E9ECEF" w:sz="4"/>
+            </w:tcBorders>
+            <w:shd w:fill="FFFFFF" w:val="clear"/>
+            <w:tcMar>
+              <w:top w:type="dxa" w:w="100"/>
+              <w:left w:type="dxa" w:w="140"/>
+              <w:bottom w:type="dxa" w:w="100"/>
+              <w:right w:type="dxa" w:w="140"/>
+            </w:tcMar>
+            <w:vAlign w:val="center"/>
+          </w:tcPr>
+          <w:p>
+            <w:pPr>
+              <w:jc w:val="left"/>
+            </w:pPr>
+            <w:r>
+              <w:rPr>
+                <w:rFonts w:ascii="Open Sans" w:cs="Open Sans" w:eastAsia="Open Sans" w:hAnsi="Open Sans"/>
+                <w:b w:val="false"/>
+                <w:bCs w:val="false"/>
+                <w:color w:val="59595B"/>
+                <w:sz w:val="20"/>
+                <w:szCs w:val="20"/>
+              </w:rPr>
+              <w:t xml:space="preserve">Inexpensive, but JDH assembles, secures, and governs everything — and owns the three risks above alone, on top of running the plant</w:t>
+            </w:r>
+          </w:p>
+        </w:tc>
+      </w:tr>
+      <w:tr>
+        <w:trPr>
+          <w:cantSplit/>
+        </w:trPr>
+        <w:tc>
+          <w:tcPr>
+            <w:tcW w:type="dxa" w:w="2269"/>
+            <w:tcBorders>
+              <w:top w:val="single" w:color="E9ECEF" w:sz="4"/>
+              <w:left w:val="single" w:color="E9ECEF" w:sz="4"/>
+              <w:bottom w:val="single" w:color="E9ECEF" w:sz="4"/>
+              <w:right w:val="single" w:color="E9ECEF" w:sz="4"/>
+            </w:tcBorders>
+            <w:shd w:fill="F8F9FA" w:val="clear"/>
+            <w:tcMar>
+              <w:top w:type="dxa" w:w="100"/>
+              <w:left w:type="dxa" w:w="140"/>
+              <w:bottom w:type="dxa" w:w="100"/>
+              <w:right w:type="dxa" w:w="140"/>
+            </w:tcMar>
+            <w:vAlign w:val="center"/>
+          </w:tcPr>
+          <w:p>
+            <w:pPr>
+              <w:jc w:val="left"/>
+            </w:pPr>
+            <w:r>
+              <w:rPr>
+                <w:rFonts w:ascii="Open Sans" w:cs="Open Sans" w:eastAsia="Open Sans" w:hAnsi="Open Sans"/>
+                <w:b w:val="false"/>
+                <w:bCs w:val="false"/>
+                <w:color w:val="59595B"/>
+                <w:sz w:val="20"/>
+                <w:szCs w:val="20"/>
+              </w:rPr>
+              <w:t xml:space="preserve">Hire in-house</w:t>
+            </w:r>
+          </w:p>
+        </w:tc>
+        <w:tc>
+          <w:tcPr>
+            <w:tcW w:type="dxa" w:w="7091"/>
+            <w:tcBorders>
+              <w:top w:val="single" w:color="E9ECEF" w:sz="4"/>
+              <w:left w:val="single" w:color="E9ECEF" w:sz="4"/>
+              <w:bottom w:val="single" w:color="E9ECEF" w:sz="4"/>
+              <w:right w:val="single" w:color="E9ECEF" w:sz="4"/>
+            </w:tcBorders>
+            <w:shd w:fill="F8F9FA" w:val="clear"/>
+            <w:tcMar>
+              <w:top w:type="dxa" w:w="100"/>
+              <w:left w:type="dxa" w:w="140"/>
+              <w:bottom w:type="dxa" w:w="100"/>
+              <w:right w:type="dxa" w:w="140"/>
+            </w:tcMar>
+            <w:vAlign w:val="center"/>
+          </w:tcPr>
+          <w:p>
+            <w:pPr>
+              <w:jc w:val="left"/>
+            </w:pPr>
+            <w:r>
+              <w:rPr>
+                <w:rFonts w:ascii="Open Sans" w:cs="Open Sans" w:eastAsia="Open Sans" w:hAnsi="Open Sans"/>
+                <w:b w:val="false"/>
+                <w:bCs w:val="false"/>
+                <w:color w:val="59595B"/>
+                <w:sz w:val="20"/>
+                <w:szCs w:val="20"/>
+              </w:rPr>
+              <w:t xml:space="preserve">A capable AI leader typically costs $180K+/year and is scarce, and one person cannot cover strategy, build, security, and governance</w:t>
+            </w:r>
+          </w:p>
+        </w:tc>
+      </w:tr>
+      <w:tr>
+        <w:trPr>
+          <w:cantSplit/>
+        </w:trPr>
+        <w:tc>
+          <w:tcPr>
+            <w:tcW w:type="dxa" w:w="2269"/>
+            <w:tcBorders>
+              <w:top w:val="single" w:color="E9ECEF" w:sz="4"/>
+              <w:left w:val="single" w:color="E9ECEF" w:sz="4"/>
+              <w:bottom w:val="single" w:color="E9ECEF" w:sz="4"/>
+              <w:right w:val="single" w:color="E9ECEF" w:sz="4"/>
+            </w:tcBorders>
+            <w:shd w:fill="FFFFFF" w:val="clear"/>
+            <w:tcMar>
+              <w:top w:type="dxa" w:w="100"/>
+              <w:left w:type="dxa" w:w="140"/>
+              <w:bottom w:type="dxa" w:w="100"/>
+              <w:right w:type="dxa" w:w="140"/>
+            </w:tcMar>
+            <w:vAlign w:val="center"/>
+          </w:tcPr>
+          <w:p>
+            <w:pPr>
+              <w:jc w:val="left"/>
+            </w:pPr>
+            <w:r>
+              <w:rPr>
+                <w:rFonts w:ascii="Open Sans" w:cs="Open Sans" w:eastAsia="Open Sans" w:hAnsi="Open Sans"/>
+                <w:b/>
+                <w:bCs/>
+                <w:color w:val="59595B"/>
+                <w:sz w:val="20"/>
+                <w:szCs w:val="20"/>
+              </w:rPr>
+              <w:t xml:space="preserve">Partner (Technijian)</w:t>
+            </w:r>
+          </w:p>
+        </w:tc>
+        <w:tc>
+          <w:tcPr>
+            <w:tcW w:type="dxa" w:w="7091"/>
+            <w:tcBorders>
+              <w:top w:val="single" w:color="E9ECEF" w:sz="4"/>
+              <w:left w:val="single" w:color="E9ECEF" w:sz="4"/>
+              <w:bottom w:val="single" w:color="E9ECEF" w:sz="4"/>
+              <w:right w:val="single" w:color="E9ECEF" w:sz="4"/>
+            </w:tcBorders>
+            <w:shd w:fill="FFFFFF" w:val="clear"/>
+            <w:tcMar>
+              <w:top w:type="dxa" w:w="100"/>
+              <w:left w:type="dxa" w:w="140"/>
+              <w:bottom w:type="dxa" w:w="100"/>
+              <w:right w:type="dxa" w:w="140"/>
+            </w:tcMar>
+            <w:vAlign w:val="center"/>
+          </w:tcPr>
+          <w:p>
+            <w:pPr>
+              <w:jc w:val="left"/>
+            </w:pPr>
+            <w:r>
+              <w:rPr>
+                <w:rFonts w:ascii="Open Sans" w:cs="Open Sans" w:eastAsia="Open Sans" w:hAnsi="Open Sans"/>
+                <w:b/>
+                <w:bCs/>
+                <w:color w:val="59595B"/>
+                <w:sz w:val="20"/>
+                <w:szCs w:val="20"/>
+              </w:rPr>
+              <w:t xml:space="preserve">Strategy, build, security, and governance in one team at a fraction of a hire — already running JDH’s servers, security, M365, Sage, and PC-DMIS, with proven builds and CISSP-led security</w:t>
+            </w:r>
+          </w:p>
+        </w:tc>
+      </w:tr>
+    </w:tbl>
+    <w:p>
+      <w:pPr>
+        <w:spacing w:after="140" w:before="100" w:line="320"/>
+        <w:jc w:val="both"/>
+      </w:pPr>
+      <w:r>
+        <w:rPr>
+          <w:rFonts w:ascii="Open Sans" w:cs="Open Sans" w:eastAsia="Open Sans" w:hAnsi="Open Sans"/>
+          <w:b w:val="false"/>
+          <w:bCs w:val="false"/>
+          <w:i/>
+          <w:iCs/>
+          <w:color w:val="59595B"/>
+          <w:sz w:val="18"/>
+          <w:szCs w:val="18"/>
+        </w:rPr>
+        <w:t xml:space="preserve">Sources cited in this section: MIT Sloan Management (AI literacy); Anthropic (AI system design); a widely-used five-stage AI maturity model (consistent with Gartner and Google Cloud frameworks); U.S. NIST AI Risk Management Framework. Full references in the Appendix.</w:t>
+      </w:r>
+    </w:p>
+    <w:p>
+      <w:pPr>
+        <w:pStyle w:val="Heading1"/>
+        <w:keepNext/>
+        <w:pageBreakBefore/>
+        <w:spacing w:after="120" w:before="0" w:line="240"/>
+      </w:pPr>
+      <w:r>
+        <w:rPr>
+          <w:rFonts w:ascii="Open Sans" w:cs="Open Sans" w:eastAsia="Open Sans" w:hAnsi="Open Sans"/>
+          <w:color w:val="FFFFFF"/>
+          <w:sz w:val="2"/>
+          <w:szCs w:val="2"/>
+        </w:rPr>
+        <w:t xml:space="preserve">11  How AI Transforms JDH’s Growth Engine</w:t>
+      </w:r>
+    </w:p>
+    <w:tbl>
+      <w:tblPr>
+        <w:tblW w:type="dxa" w:w="9360"/>
+        <w:tblBorders>
+          <w:top w:val="none" w:color="FFFFFF" w:sz="0"/>
+          <w:left w:val="none" w:color="FFFFFF" w:sz="0"/>
+          <w:bottom w:val="none" w:color="FFFFFF" w:sz="0"/>
+          <w:right w:val="none" w:color="FFFFFF" w:sz="0"/>
+          <w:insideH w:val="single" w:color="auto" w:sz="4"/>
+          <w:insideV w:val="single" w:color="auto" w:sz="4"/>
+        </w:tblBorders>
+      </w:tblPr>
+      <w:tblGrid>
+        <w:gridCol w:w="120"/>
+        <w:gridCol w:w="9240"/>
+      </w:tblGrid>
+      <w:tr>
+        <w:tc>
+          <w:tcPr>
+            <w:tcW w:type="dxa" w:w="120"/>
+            <w:tcBorders>
+              <w:top w:val="none" w:color="FFFFFF" w:sz="0"/>
+              <w:left w:val="none" w:color="FFFFFF" w:sz="0"/>
+              <w:bottom w:val="none" w:color="FFFFFF" w:sz="0"/>
+              <w:right w:val="none" w:color="FFFFFF" w:sz="0"/>
+            </w:tcBorders>
+            <w:shd w:fill="006DB6" w:val="clear"/>
+          </w:tcPr>
+          <w:p>
+            <w:r>
+              <w:t xml:space="preserve"/>
+            </w:r>
+          </w:p>
+        </w:tc>
+        <w:tc>
+          <w:tcPr>
+            <w:tcW w:type="dxa" w:w="9240"/>
+            <w:tcBorders>
+              <w:top w:val="none" w:color="FFFFFF" w:sz="0"/>
+              <w:left w:val="none" w:color="FFFFFF" w:sz="0"/>
+              <w:bottom w:val="none" w:color="FFFFFF" w:sz="0"/>
+              <w:right w:val="none" w:color="FFFFFF" w:sz="0"/>
+            </w:tcBorders>
+            <w:tcMar>
+              <w:top w:type="dxa" w:w="100"/>
+              <w:left w:type="dxa" w:w="200"/>
+              <w:bottom w:type="dxa" w:w="100"/>
+              <w:right w:type="dxa" w:w="0"/>
+            </w:tcMar>
+            <w:vAlign w:val="center"/>
+          </w:tcPr>
+          <w:p>
+            <w:r>
+              <w:rPr>
+                <w:rFonts w:ascii="Open Sans" w:cs="Open Sans" w:eastAsia="Open Sans" w:hAnsi="Open Sans"/>
+                <w:b/>
+                <w:bCs/>
+                <w:color w:val="006DB6"/>
+                <w:sz w:val="34"/>
+                <w:szCs w:val="34"/>
+              </w:rPr>
+              <w:t xml:space="preserve">11  How AI Transforms JDH’s Growth Engine</w:t>
+            </w:r>
+          </w:p>
+        </w:tc>
+      </w:tr>
+    </w:tbl>
+    <w:p>
+      <w:pPr>
+        <w:keepNext/>
         <w:spacing w:after="0" w:before="100"/>
       </w:pPr>
       <w:r>
@@ -10208,6 +13100,7 @@
     </w:p>
     <w:p>
       <w:pPr>
+        <w:keepNext/>
         <w:spacing w:after="0" w:before="160"/>
       </w:pPr>
       <w:r>
@@ -10279,6 +13172,7 @@
     </w:p>
     <w:p>
       <w:pPr>
+        <w:keepNext/>
         <w:spacing w:after="0" w:before="160"/>
       </w:pPr>
       <w:r>
@@ -12648,6 +15542,7 @@
     </w:tbl>
     <w:p>
       <w:pPr>
+        <w:keepNext/>
         <w:spacing w:after="0" w:before="120"/>
       </w:pPr>
       <w:r>
@@ -12781,7 +15676,8 @@
       <w:pPr>
         <w:pStyle w:val="Heading1"/>
         <w:keepNext/>
-        <w:spacing w:after="120" w:before="480" w:line="240"/>
+        <w:pageBreakBefore/>
+        <w:spacing w:after="120" w:before="0" w:line="240"/>
       </w:pPr>
       <w:r>
         <w:rPr>
@@ -12790,7 +15686,7 @@
           <w:sz w:val="2"/>
           <w:szCs w:val="2"/>
         </w:rPr>
-        <w:t xml:space="preserve">11  Business Impact &amp; Service Investment</w:t>
+        <w:t xml:space="preserve">12  Business Impact &amp; Service Investment</w:t>
       </w:r>
     </w:p>
     <w:tbl>
@@ -12854,7 +15750,7 @@
                 <w:sz w:val="34"/>
                 <w:szCs w:val="34"/>
               </w:rPr>
-              <w:t xml:space="preserve">11  Business Impact &amp; Service Investment</w:t>
+              <w:t xml:space="preserve">12  Business Impact &amp; Service Investment</w:t>
             </w:r>
           </w:p>
         </w:tc>
@@ -12862,6 +15758,7 @@
     </w:tbl>
     <w:p>
       <w:pPr>
+        <w:keepNext/>
         <w:spacing w:after="0" w:before="100"/>
       </w:pPr>
       <w:r>
@@ -12884,11 +15781,12 @@
           <w:sz w:val="22"/>
           <w:szCs w:val="22"/>
         </w:rPr>
-        <w:t xml:space="preserve">The plan is built to start small and expand. Rather than ask for the full program up front, it begins with a focused, low-commitment entry that pays for itself on the highest near-term levers — answer-engine authority, named-account intelligence, and a strategy workshop — and expands into the custom AI Quote &amp; Quality-Doc engine, the tariff dashboard, and the fractional AI advisor only as the results prove out. The model below is built from public information and conservative assumptions, because JDH’s internal numbers were not available for this draft. Every figure is estimated; the discovery questions in Section 14 replace them with real baselines.</w:t>
+        <w:t xml:space="preserve">The plan is built to start small and expand. Rather than ask for the full program up front, it begins with a focused, low-commitment entry that pays for itself on the highest near-term levers — answer-engine authority, named-account intelligence, and a strategy workshop — and expands into the custom AI Quote &amp; Quality-Doc engine, the tariff dashboard, and the fractional AI advisor only as the results prove out. The model below is built from public information and conservative assumptions, because JDH’s internal numbers were not available for this draft. Every figure is estimated; the discovery questions in Section 15 replace them with real baselines.</w:t>
       </w:r>
     </w:p>
     <w:p>
       <w:pPr>
+        <w:keepNext/>
         <w:spacing w:after="0" w:before="140"/>
       </w:pPr>
       <w:r>
@@ -14096,6 +16994,7 @@
     </w:tbl>
     <w:p>
       <w:pPr>
+        <w:keepNext/>
         <w:spacing w:after="0" w:before="160"/>
       </w:pPr>
       <w:r>
@@ -15177,6 +18076,7 @@
     </w:tbl>
     <w:p>
       <w:pPr>
+        <w:keepNext/>
         <w:spacing w:after="0" w:before="60"/>
       </w:pPr>
       <w:r>
@@ -15204,6 +18104,7 @@
     </w:p>
     <w:p>
       <w:pPr>
+        <w:keepNext/>
         <w:spacing w:after="0" w:before="160"/>
       </w:pPr>
       <w:r>
@@ -15226,7 +18127,26 @@
           <w:sz w:val="26"/>
           <w:szCs w:val="26"/>
         </w:rPr>
-        <w:t xml:space="preserve">Service Investment Map — Start Small, Expand as It Proves Out</w:t>
+        <w:t xml:space="preserve">The Entry Offer — The 90-Day AI Visibility Pilot</w:t>
+      </w:r>
+    </w:p>
+    <w:p>
+      <w:pPr>
+        <w:spacing w:after="140" w:before="0" w:line="320"/>
+        <w:jc w:val="both"/>
+      </w:pPr>
+      <w:r>
+        <w:rPr>
+          <w:rFonts w:ascii="Open Sans" w:cs="Open Sans" w:eastAsia="Open Sans" w:hAnsi="Open Sans"/>
+          <w:b w:val="false"/>
+          <w:bCs w:val="false"/>
+          <w:i w:val="false"/>
+          <w:iCs w:val="false"/>
+          <w:color w:val="59595B"/>
+          <w:sz w:val="22"/>
+          <w:szCs w:val="22"/>
+        </w:rPr>
+        <w:t xml:space="preserve">Start with one clearly-scoped, fixed-price program — not an open-ended engagement. The pilot stands up JDH’s answer-engine visibility on supplier-discovery queries, the named-account intelligence on the OEM accounts that matter, and the strategy workshop that scopes the build — and it proves the lift before any larger build is discussed.</w:t>
       </w:r>
     </w:p>
     <w:tbl>
@@ -15863,7 +18783,7 @@
                 <w:sz w:val="20"/>
                 <w:szCs w:val="20"/>
               </w:rPr>
-              <w:t xml:space="preserve">ENTRY PROGRAM — Phase 1 (start here)</w:t>
+              <w:t xml:space="preserve">THE 90-DAY AI VISIBILITY PILOT — Phase 1 (start here)</w:t>
             </w:r>
           </w:p>
         </w:tc>
@@ -16556,6 +19476,7 @@
     </w:tbl>
     <w:p>
       <w:pPr>
+        <w:keepNext/>
         <w:spacing w:after="0" w:before="160"/>
       </w:pPr>
       <w:r>
@@ -16631,6 +19552,122 @@
                 <w:sz w:val="22"/>
                 <w:szCs w:val="22"/>
               </w:rPr>
+              <w:t xml:space="preserve">The Pilot Bar — and Our Commitment</w:t>
+            </w:r>
+          </w:p>
+          <w:p>
+            <w:pPr>
+              <w:keepNext/>
+              <w:keepLines/>
+              <w:spacing w:after="60" w:before="40" w:line="300"/>
+            </w:pPr>
+            <w:r>
+              <w:rPr>
+                <w:rFonts w:ascii="Open Sans" w:cs="Open Sans" w:eastAsia="Open Sans" w:hAnsi="Open Sans"/>
+                <w:color w:val="59595B"/>
+                <w:sz w:val="20"/>
+                <w:szCs w:val="20"/>
+              </w:rPr>
+              <w:t xml:space="preserve">Success metric: within 90 days, JDH is cited by at least one major AI assistant (Google AI, ChatGPT, or Perplexity) for a high-intent supplier-discovery query (for example, "minority-owned casting and forging supplier" or "tariff-resilient China and Mexico sourcing partner"), AND a working named-account intelligence queue is delivering pre-meeting dossiers to Daniel’s team.</w:t>
+            </w:r>
+          </w:p>
+          <w:p>
+            <w:pPr>
+              <w:keepNext w:val="false"/>
+              <w:keepLines/>
+              <w:spacing w:after="60" w:before="40" w:line="300"/>
+            </w:pPr>
+            <w:r>
+              <w:rPr>
+                <w:rFonts w:ascii="Open Sans" w:cs="Open Sans" w:eastAsia="Open Sans" w:hAnsi="Open Sans"/>
+                <w:color w:val="59595B"/>
+                <w:sz w:val="20"/>
+                <w:szCs w:val="20"/>
+              </w:rPr>
+              <w:t xml:space="preserve">Our commitment: the entry program is month-to-month, with no lock-in. If the pilot has not hit the metric above by day 90, you are under no obligation to continue, and we will tell you honestly whether it is worth continuing. JDH carries the upside, not the risk.</w:t>
+            </w:r>
+          </w:p>
+        </w:tc>
+      </w:tr>
+    </w:tbl>
+    <w:p>
+      <w:pPr>
+        <w:keepNext/>
+        <w:spacing w:after="0" w:before="160"/>
+      </w:pPr>
+      <w:r>
+        <w:t xml:space="preserve"/>
+      </w:r>
+    </w:p>
+    <w:tbl>
+      <w:tblPr>
+        <w:tblW w:type="dxa" w:w="9360"/>
+        <w:tblBorders>
+          <w:top w:val="single" w:color="auto" w:sz="4"/>
+          <w:left w:val="single" w:color="auto" w:sz="4"/>
+          <w:bottom w:val="single" w:color="auto" w:sz="4"/>
+          <w:right w:val="single" w:color="auto" w:sz="4"/>
+          <w:insideH w:val="single" w:color="auto" w:sz="4"/>
+          <w:insideV w:val="single" w:color="auto" w:sz="4"/>
+        </w:tblBorders>
+      </w:tblPr>
+      <w:tblGrid>
+        <w:gridCol w:w="80"/>
+        <w:gridCol w:w="9280"/>
+      </w:tblGrid>
+      <w:tr>
+        <w:trPr>
+          <w:cantSplit/>
+        </w:trPr>
+        <w:tc>
+          <w:tcPr>
+            <w:tcW w:type="dxa" w:w="80"/>
+            <w:tcBorders>
+              <w:top w:val="none" w:color="FFFFFF" w:sz="0"/>
+              <w:left w:val="none" w:color="FFFFFF" w:sz="0"/>
+              <w:bottom w:val="none" w:color="FFFFFF" w:sz="0"/>
+              <w:right w:val="none" w:color="FFFFFF" w:sz="0"/>
+            </w:tcBorders>
+            <w:shd w:fill="F67D4B" w:val="clear"/>
+          </w:tcPr>
+          <w:p>
+            <w:r>
+              <w:t xml:space="preserve"/>
+            </w:r>
+          </w:p>
+        </w:tc>
+        <w:tc>
+          <w:tcPr>
+            <w:tcW w:type="dxa" w:w="9280"/>
+            <w:tcBorders>
+              <w:top w:val="none" w:color="FFFFFF" w:sz="0"/>
+              <w:left w:val="none" w:color="FFFFFF" w:sz="0"/>
+              <w:bottom w:val="none" w:color="FFFFFF" w:sz="0"/>
+              <w:right w:val="none" w:color="FFFFFF" w:sz="0"/>
+            </w:tcBorders>
+            <w:shd w:fill="F8F9FA" w:val="clear"/>
+            <w:tcMar>
+              <w:top w:type="dxa" w:w="160"/>
+              <w:left w:type="dxa" w:w="240"/>
+              <w:bottom w:type="dxa" w:w="160"/>
+              <w:right w:type="dxa" w:w="200"/>
+            </w:tcMar>
+          </w:tcPr>
+          <w:p>
+            <w:pPr>
+              <w:keepNext/>
+              <w:keepLines/>
+              <w:spacing w:after="80" w:before="80"/>
+            </w:pPr>
+            <w:r>
+              <w:rPr>
+                <w:rFonts w:ascii="Open Sans" w:cs="Open Sans" w:eastAsia="Open Sans" w:hAnsi="Open Sans"/>
+                <w:b/>
+                <w:bCs/>
+                <w:color w:val="F67D4B"/>
+                <w:sz w:val="22"/>
+                <w:szCs w:val="22"/>
+              </w:rPr>
               <w:t xml:space="preserve">Land Small, Then Expand</w:t>
             </w:r>
           </w:p>
@@ -16689,7 +19726,8 @@
       <w:pPr>
         <w:pStyle w:val="Heading1"/>
         <w:keepNext/>
-        <w:spacing w:after="120" w:before="480" w:line="240"/>
+        <w:pageBreakBefore/>
+        <w:spacing w:after="120" w:before="0" w:line="240"/>
       </w:pPr>
       <w:r>
         <w:rPr>
@@ -16698,7 +19736,7 @@
           <w:sz w:val="2"/>
           <w:szCs w:val="2"/>
         </w:rPr>
-        <w:t xml:space="preserve">12  Implementation Roadmap</w:t>
+        <w:t xml:space="preserve">13  Implementation Roadmap</w:t>
       </w:r>
     </w:p>
     <w:tbl>
@@ -16762,7 +19800,7 @@
                 <w:sz w:val="34"/>
                 <w:szCs w:val="34"/>
               </w:rPr>
-              <w:t xml:space="preserve">12  Implementation Roadmap</w:t>
+              <w:t xml:space="preserve">13  Implementation Roadmap</w:t>
             </w:r>
           </w:p>
         </w:tc>
@@ -16770,6 +19808,7 @@
     </w:tbl>
     <w:p>
       <w:pPr>
+        <w:keepNext/>
         <w:spacing w:after="0" w:before="100"/>
       </w:pPr>
       <w:r>
@@ -16797,6 +19836,7 @@
     </w:p>
     <w:p>
       <w:pPr>
+        <w:keepNext/>
         <w:spacing w:after="0" w:before="200"/>
       </w:pPr>
       <w:r>
@@ -16868,6 +19908,7 @@
     </w:p>
     <w:p>
       <w:pPr>
+        <w:keepNext/>
         <w:spacing w:after="0" w:before="160"/>
       </w:pPr>
       <w:r>
@@ -17232,6 +20273,7 @@
     </w:tbl>
     <w:p>
       <w:pPr>
+        <w:keepNext/>
         <w:spacing w:after="0" w:before="160"/>
       </w:pPr>
       <w:r>
@@ -17596,6 +20638,7 @@
     </w:tbl>
     <w:p>
       <w:pPr>
+        <w:keepNext/>
         <w:spacing w:after="0" w:before="160"/>
       </w:pPr>
       <w:r>
@@ -17877,7 +20920,7 @@
                 <w:sz w:val="20"/>
                 <w:szCs w:val="20"/>
               </w:rPr>
-              <w:t xml:space="preserve">Roll the quote and qualification engine and the memory layer across the China, India, and Mexico operations. Productize the tariff-intelligence and supplier-diversity reporting as a repeatable managed module. Deliver an ROI dashboard measured against the Section 14 baselines.</w:t>
+              <w:t xml:space="preserve">Roll the quote and qualification engine and the memory layer across the China, India, and Mexico operations. Productize the tariff-intelligence and supplier-diversity reporting as a repeatable managed module. Deliver an ROI dashboard measured against the Section 15 baselines.</w:t>
             </w:r>
           </w:p>
         </w:tc>
@@ -17887,7 +20930,8 @@
       <w:pPr>
         <w:pStyle w:val="Heading1"/>
         <w:keepNext/>
-        <w:spacing w:after="120" w:before="480" w:line="240"/>
+        <w:pageBreakBefore/>
+        <w:spacing w:after="120" w:before="0" w:line="240"/>
       </w:pPr>
       <w:r>
         <w:rPr>
@@ -17896,7 +20940,7 @@
           <w:sz w:val="2"/>
           <w:szCs w:val="2"/>
         </w:rPr>
-        <w:t xml:space="preserve">13  Quick Wins — Start This Week</w:t>
+        <w:t xml:space="preserve">14  Quick Wins — Start This Week</w:t>
       </w:r>
     </w:p>
     <w:tbl>
@@ -17960,7 +21004,7 @@
                 <w:sz w:val="34"/>
                 <w:szCs w:val="34"/>
               </w:rPr>
-              <w:t xml:space="preserve">13  Quick Wins — Start This Week</w:t>
+              <w:t xml:space="preserve">14  Quick Wins — Start This Week</w:t>
             </w:r>
           </w:p>
         </w:tc>
@@ -17968,6 +21012,7 @@
     </w:tbl>
     <w:p>
       <w:pPr>
+        <w:keepNext/>
         <w:spacing w:after="0" w:before="100"/>
       </w:pPr>
       <w:r>
@@ -17995,6 +21040,7 @@
     </w:p>
     <w:p>
       <w:pPr>
+        <w:keepNext/>
         <w:spacing w:after="0" w:before="140"/>
       </w:pPr>
       <w:r>
@@ -18094,6 +21140,7 @@
     </w:tbl>
     <w:p>
       <w:pPr>
+        <w:keepNext/>
         <w:spacing w:after="0" w:before="100"/>
       </w:pPr>
       <w:r>
@@ -18193,6 +21240,7 @@
     </w:tbl>
     <w:p>
       <w:pPr>
+        <w:keepNext/>
         <w:spacing w:after="0" w:before="100"/>
       </w:pPr>
       <w:r>
@@ -18292,6 +21340,7 @@
     </w:tbl>
     <w:p>
       <w:pPr>
+        <w:keepNext/>
         <w:spacing w:after="0" w:before="100"/>
       </w:pPr>
       <w:r>
@@ -18391,6 +21440,7 @@
     </w:tbl>
     <w:p>
       <w:pPr>
+        <w:keepNext/>
         <w:spacing w:after="0" w:before="100"/>
       </w:pPr>
       <w:r>
@@ -18490,6 +21540,7 @@
     </w:tbl>
     <w:p>
       <w:pPr>
+        <w:keepNext/>
         <w:spacing w:after="0" w:before="100"/>
       </w:pPr>
       <w:r>
@@ -18591,7 +21642,8 @@
       <w:pPr>
         <w:pStyle w:val="Heading1"/>
         <w:keepNext/>
-        <w:spacing w:after="120" w:before="480" w:line="240"/>
+        <w:pageBreakBefore/>
+        <w:spacing w:after="120" w:before="0" w:line="240"/>
       </w:pPr>
       <w:r>
         <w:rPr>
@@ -18600,7 +21652,7 @@
           <w:sz w:val="2"/>
           <w:szCs w:val="2"/>
         </w:rPr>
-        <w:t xml:space="preserve">14  Questions to Calibrate This Plan</w:t>
+        <w:t xml:space="preserve">15  Questions to Calibrate This Plan</w:t>
       </w:r>
     </w:p>
     <w:tbl>
@@ -18664,7 +21716,7 @@
                 <w:sz w:val="34"/>
                 <w:szCs w:val="34"/>
               </w:rPr>
-              <w:t xml:space="preserve">14  Questions to Calibrate This Plan</w:t>
+              <w:t xml:space="preserve">15  Questions to Calibrate This Plan</w:t>
             </w:r>
           </w:p>
         </w:tc>
@@ -18672,6 +21724,7 @@
     </w:tbl>
     <w:p>
       <w:pPr>
+        <w:keepNext/>
         <w:spacing w:after="0" w:before="100"/>
       </w:pPr>
       <w:r>
@@ -18694,11 +21747,12 @@
           <w:sz w:val="22"/>
           <w:szCs w:val="22"/>
         </w:rPr>
-        <w:t xml:space="preserve">This blueprint was built from public information plus Technijian’s internal records of the JDH IT environment. The numbers in Sections 11 and 12 are deliberately conservative estimates — a short discovery call replaces them with JDH’s real baselines and sharpens the entire program. These are the questions that move the model the most:</w:t>
+        <w:t xml:space="preserve">This blueprint was built from public information plus Technijian’s internal records of the JDH IT environment. The numbers in Sections 12 and 13 are deliberately conservative estimates — a short discovery call replaces them with JDH’s real baselines and sharpens the entire program. These are the questions that move the model the most:</w:t>
       </w:r>
     </w:p>
     <w:p>
       <w:pPr>
+        <w:keepNext/>
         <w:spacing w:after="0" w:before="140"/>
       </w:pPr>
       <w:r>
@@ -20046,6 +23100,7 @@
     </w:tbl>
     <w:p>
       <w:pPr>
+        <w:keepNext/>
         <w:spacing w:after="0" w:before="160"/>
       </w:pPr>
       <w:r>
@@ -20179,7 +23234,8 @@
       <w:pPr>
         <w:pStyle w:val="Heading1"/>
         <w:keepNext/>
-        <w:spacing w:after="120" w:before="480" w:line="240"/>
+        <w:pageBreakBefore/>
+        <w:spacing w:after="120" w:before="0" w:line="240"/>
       </w:pPr>
       <w:r>
         <w:rPr>
@@ -20188,7 +23244,7 @@
           <w:sz w:val="2"/>
           <w:szCs w:val="2"/>
         </w:rPr>
-        <w:t xml:space="preserve">15  What Happens Next</w:t>
+        <w:t xml:space="preserve">16  Questions We Usually Get</w:t>
       </w:r>
     </w:p>
     <w:tbl>
@@ -20217,6 +23273,670 @@
               <w:bottom w:val="none" w:color="FFFFFF" w:sz="0"/>
               <w:right w:val="none" w:color="FFFFFF" w:sz="0"/>
             </w:tcBorders>
+            <w:shd w:fill="006DB6" w:val="clear"/>
+          </w:tcPr>
+          <w:p>
+            <w:r>
+              <w:t xml:space="preserve"/>
+            </w:r>
+          </w:p>
+        </w:tc>
+        <w:tc>
+          <w:tcPr>
+            <w:tcW w:type="dxa" w:w="9240"/>
+            <w:tcBorders>
+              <w:top w:val="none" w:color="FFFFFF" w:sz="0"/>
+              <w:left w:val="none" w:color="FFFFFF" w:sz="0"/>
+              <w:bottom w:val="none" w:color="FFFFFF" w:sz="0"/>
+              <w:right w:val="none" w:color="FFFFFF" w:sz="0"/>
+            </w:tcBorders>
+            <w:tcMar>
+              <w:top w:type="dxa" w:w="100"/>
+              <w:left w:type="dxa" w:w="200"/>
+              <w:bottom w:type="dxa" w:w="100"/>
+              <w:right w:type="dxa" w:w="0"/>
+            </w:tcMar>
+            <w:vAlign w:val="center"/>
+          </w:tcPr>
+          <w:p>
+            <w:r>
+              <w:rPr>
+                <w:rFonts w:ascii="Open Sans" w:cs="Open Sans" w:eastAsia="Open Sans" w:hAnsi="Open Sans"/>
+                <w:b/>
+                <w:bCs/>
+                <w:color w:val="006DB6"/>
+                <w:sz w:val="34"/>
+                <w:szCs w:val="34"/>
+              </w:rPr>
+              <w:t xml:space="preserve">16  Questions We Usually Get</w:t>
+            </w:r>
+          </w:p>
+        </w:tc>
+      </w:tr>
+    </w:tbl>
+    <w:p>
+      <w:pPr>
+        <w:keepNext/>
+        <w:spacing w:after="0" w:before="100"/>
+      </w:pPr>
+      <w:r>
+        <w:t xml:space="preserve"/>
+      </w:r>
+    </w:p>
+    <w:p>
+      <w:pPr>
+        <w:spacing w:after="140" w:before="0" w:line="320"/>
+        <w:jc w:val="both"/>
+      </w:pPr>
+      <w:r>
+        <w:rPr>
+          <w:rFonts w:ascii="Open Sans" w:cs="Open Sans" w:eastAsia="Open Sans" w:hAnsi="Open Sans"/>
+          <w:b w:val="false"/>
+          <w:bCs w:val="false"/>
+          <w:i w:val="false"/>
+          <w:iCs w:val="false"/>
+          <w:color w:val="59595B"/>
+          <w:sz w:val="22"/>
+          <w:szCs w:val="22"/>
+        </w:rPr>
+        <w:t xml:space="preserve">The honest answers to the questions JDH leadership is most likely asking right now.</w:t>
+      </w:r>
+    </w:p>
+    <w:p>
+      <w:pPr>
+        <w:keepNext/>
+        <w:spacing w:after="0" w:before="140"/>
+      </w:pPr>
+      <w:r>
+        <w:t xml:space="preserve"/>
+      </w:r>
+    </w:p>
+    <w:tbl>
+      <w:tblPr>
+        <w:tblW w:type="dxa" w:w="9360"/>
+        <w:tblBorders>
+          <w:top w:val="single" w:color="auto" w:sz="4"/>
+          <w:left w:val="single" w:color="auto" w:sz="4"/>
+          <w:bottom w:val="single" w:color="auto" w:sz="4"/>
+          <w:right w:val="single" w:color="auto" w:sz="4"/>
+          <w:insideH w:val="single" w:color="auto" w:sz="4"/>
+          <w:insideV w:val="single" w:color="auto" w:sz="4"/>
+        </w:tblBorders>
+      </w:tblPr>
+      <w:tblGrid>
+        <w:gridCol w:w="3510"/>
+        <w:gridCol w:w="5850"/>
+      </w:tblGrid>
+      <w:tr>
+        <w:trPr>
+          <w:cantSplit/>
+          <w:tblHeader/>
+        </w:trPr>
+        <w:tc>
+          <w:tcPr>
+            <w:tcW w:type="dxa" w:w="3510"/>
+            <w:tcBorders>
+              <w:top w:val="single" w:color="E9ECEF" w:sz="4"/>
+              <w:left w:val="single" w:color="E9ECEF" w:sz="4"/>
+              <w:bottom w:val="single" w:color="E9ECEF" w:sz="4"/>
+              <w:right w:val="single" w:color="E9ECEF" w:sz="4"/>
+            </w:tcBorders>
+            <w:shd w:fill="006DB6" w:val="clear"/>
+            <w:tcMar>
+              <w:top w:type="dxa" w:w="120"/>
+              <w:left w:type="dxa" w:w="140"/>
+              <w:bottom w:type="dxa" w:w="120"/>
+              <w:right w:type="dxa" w:w="140"/>
+            </w:tcMar>
+            <w:vAlign w:val="center"/>
+          </w:tcPr>
+          <w:p>
+            <w:pPr>
+              <w:jc w:val="left"/>
+            </w:pPr>
+            <w:r>
+              <w:rPr>
+                <w:rFonts w:ascii="Open Sans" w:cs="Open Sans" w:eastAsia="Open Sans" w:hAnsi="Open Sans"/>
+                <w:b/>
+                <w:bCs/>
+                <w:color w:val="FFFFFF"/>
+                <w:sz w:val="20"/>
+                <w:szCs w:val="20"/>
+              </w:rPr>
+              <w:t xml:space="preserve">Question</w:t>
+            </w:r>
+          </w:p>
+        </w:tc>
+        <w:tc>
+          <w:tcPr>
+            <w:tcW w:type="dxa" w:w="5850"/>
+            <w:tcBorders>
+              <w:top w:val="single" w:color="E9ECEF" w:sz="4"/>
+              <w:left w:val="single" w:color="E9ECEF" w:sz="4"/>
+              <w:bottom w:val="single" w:color="E9ECEF" w:sz="4"/>
+              <w:right w:val="single" w:color="E9ECEF" w:sz="4"/>
+            </w:tcBorders>
+            <w:shd w:fill="006DB6" w:val="clear"/>
+            <w:tcMar>
+              <w:top w:type="dxa" w:w="120"/>
+              <w:left w:type="dxa" w:w="140"/>
+              <w:bottom w:type="dxa" w:w="120"/>
+              <w:right w:type="dxa" w:w="140"/>
+            </w:tcMar>
+            <w:vAlign w:val="center"/>
+          </w:tcPr>
+          <w:p>
+            <w:pPr>
+              <w:jc w:val="left"/>
+            </w:pPr>
+            <w:r>
+              <w:rPr>
+                <w:rFonts w:ascii="Open Sans" w:cs="Open Sans" w:eastAsia="Open Sans" w:hAnsi="Open Sans"/>
+                <w:b/>
+                <w:bCs/>
+                <w:color w:val="FFFFFF"/>
+                <w:sz w:val="20"/>
+                <w:szCs w:val="20"/>
+              </w:rPr>
+              <w:t xml:space="preserve">Our Honest Answer</w:t>
+            </w:r>
+          </w:p>
+        </w:tc>
+      </w:tr>
+      <w:tr>
+        <w:trPr>
+          <w:cantSplit/>
+        </w:trPr>
+        <w:tc>
+          <w:tcPr>
+            <w:tcW w:type="dxa" w:w="3510"/>
+            <w:tcBorders>
+              <w:top w:val="single" w:color="E9ECEF" w:sz="4"/>
+              <w:left w:val="single" w:color="E9ECEF" w:sz="4"/>
+              <w:bottom w:val="single" w:color="E9ECEF" w:sz="4"/>
+              <w:right w:val="single" w:color="E9ECEF" w:sz="4"/>
+            </w:tcBorders>
+            <w:shd w:fill="FFFFFF" w:val="clear"/>
+            <w:tcMar>
+              <w:top w:type="dxa" w:w="100"/>
+              <w:left w:type="dxa" w:w="140"/>
+              <w:bottom w:type="dxa" w:w="100"/>
+              <w:right w:type="dxa" w:w="140"/>
+            </w:tcMar>
+            <w:vAlign w:val="center"/>
+          </w:tcPr>
+          <w:p>
+            <w:pPr>
+              <w:jc w:val="left"/>
+            </w:pPr>
+            <w:r>
+              <w:rPr>
+                <w:rFonts w:ascii="Open Sans" w:cs="Open Sans" w:eastAsia="Open Sans" w:hAnsi="Open Sans"/>
+                <w:b/>
+                <w:bCs/>
+                <w:color w:val="59595B"/>
+                <w:sz w:val="20"/>
+                <w:szCs w:val="20"/>
+              </w:rPr>
+              <w:t xml:space="preserve">We already have whoever handles our website and marketing. Why add this?</w:t>
+            </w:r>
+          </w:p>
+        </w:tc>
+        <w:tc>
+          <w:tcPr>
+            <w:tcW w:type="dxa" w:w="5850"/>
+            <w:tcBorders>
+              <w:top w:val="single" w:color="E9ECEF" w:sz="4"/>
+              <w:left w:val="single" w:color="E9ECEF" w:sz="4"/>
+              <w:bottom w:val="single" w:color="E9ECEF" w:sz="4"/>
+              <w:right w:val="single" w:color="E9ECEF" w:sz="4"/>
+            </w:tcBorders>
+            <w:shd w:fill="FFFFFF" w:val="clear"/>
+            <w:tcMar>
+              <w:top w:type="dxa" w:w="100"/>
+              <w:left w:type="dxa" w:w="140"/>
+              <w:bottom w:type="dxa" w:w="100"/>
+              <w:right w:type="dxa" w:w="140"/>
+            </w:tcMar>
+            <w:vAlign w:val="center"/>
+          </w:tcPr>
+          <w:p>
+            <w:pPr>
+              <w:jc w:val="left"/>
+            </w:pPr>
+            <w:r>
+              <w:rPr>
+                <w:rFonts w:ascii="Open Sans" w:cs="Open Sans" w:eastAsia="Open Sans" w:hAnsi="Open Sans"/>
+                <w:b w:val="false"/>
+                <w:bCs w:val="false"/>
+                <w:color w:val="59595B"/>
+                <w:sz w:val="20"/>
+                <w:szCs w:val="20"/>
+              </w:rPr>
+              <w:t xml:space="preserve">Keep them — this does not replace web maintenance. We add the layer most marketing help does not: answer-engine optimization so AI assistants cite JDH on supplier-discovery queries, the surfaced MBE and supplier-award credibility, and the named-account intelligence and AI quoting engine no general marketing provider builds. And because Technijian already runs your IT, the AI layer plugs into the Sage and PC-DMIS environment we already operate.</w:t>
+            </w:r>
+          </w:p>
+        </w:tc>
+      </w:tr>
+      <w:tr>
+        <w:trPr>
+          <w:cantSplit/>
+        </w:trPr>
+        <w:tc>
+          <w:tcPr>
+            <w:tcW w:type="dxa" w:w="3510"/>
+            <w:tcBorders>
+              <w:top w:val="single" w:color="E9ECEF" w:sz="4"/>
+              <w:left w:val="single" w:color="E9ECEF" w:sz="4"/>
+              <w:bottom w:val="single" w:color="E9ECEF" w:sz="4"/>
+              <w:right w:val="single" w:color="E9ECEF" w:sz="4"/>
+            </w:tcBorders>
+            <w:shd w:fill="F8F9FA" w:val="clear"/>
+            <w:tcMar>
+              <w:top w:type="dxa" w:w="100"/>
+              <w:left w:type="dxa" w:w="140"/>
+              <w:bottom w:type="dxa" w:w="100"/>
+              <w:right w:type="dxa" w:w="140"/>
+            </w:tcMar>
+            <w:vAlign w:val="center"/>
+          </w:tcPr>
+          <w:p>
+            <w:pPr>
+              <w:jc w:val="left"/>
+            </w:pPr>
+            <w:r>
+              <w:rPr>
+                <w:rFonts w:ascii="Open Sans" w:cs="Open Sans" w:eastAsia="Open Sans" w:hAnsi="Open Sans"/>
+                <w:b/>
+                <w:bCs/>
+                <w:color w:val="59595B"/>
+                <w:sz w:val="20"/>
+                <w:szCs w:val="20"/>
+              </w:rPr>
+              <w:t xml:space="preserve">Isn’t AI mostly hype right now?</w:t>
+            </w:r>
+          </w:p>
+        </w:tc>
+        <w:tc>
+          <w:tcPr>
+            <w:tcW w:type="dxa" w:w="5850"/>
+            <w:tcBorders>
+              <w:top w:val="single" w:color="E9ECEF" w:sz="4"/>
+              <w:left w:val="single" w:color="E9ECEF" w:sz="4"/>
+              <w:bottom w:val="single" w:color="E9ECEF" w:sz="4"/>
+              <w:right w:val="single" w:color="E9ECEF" w:sz="4"/>
+            </w:tcBorders>
+            <w:shd w:fill="F8F9FA" w:val="clear"/>
+            <w:tcMar>
+              <w:top w:type="dxa" w:w="100"/>
+              <w:left w:type="dxa" w:w="140"/>
+              <w:bottom w:type="dxa" w:w="100"/>
+              <w:right w:type="dxa" w:w="140"/>
+            </w:tcMar>
+            <w:vAlign w:val="center"/>
+          </w:tcPr>
+          <w:p>
+            <w:pPr>
+              <w:jc w:val="left"/>
+            </w:pPr>
+            <w:r>
+              <w:rPr>
+                <w:rFonts w:ascii="Open Sans" w:cs="Open Sans" w:eastAsia="Open Sans" w:hAnsi="Open Sans"/>
+                <w:b w:val="false"/>
+                <w:bCs w:val="false"/>
+                <w:color w:val="59595B"/>
+                <w:sz w:val="20"/>
+                <w:szCs w:val="20"/>
+              </w:rPr>
+              <w:t xml:space="preserve">A lot of it is. That is why this blueprint starts with simple, proven automations that pay back fast — quote drafting and cert-package assembly — not autonomous "agents" running your business. We use the simplest tool that works, measure it, and only expand what earns its place. The same document-intelligence engine already runs for FINRA broker-dealers; this is that discipline applied to your RFQs and qualification docs.</w:t>
+            </w:r>
+          </w:p>
+        </w:tc>
+      </w:tr>
+      <w:tr>
+        <w:trPr>
+          <w:cantSplit/>
+        </w:trPr>
+        <w:tc>
+          <w:tcPr>
+            <w:tcW w:type="dxa" w:w="3510"/>
+            <w:tcBorders>
+              <w:top w:val="single" w:color="E9ECEF" w:sz="4"/>
+              <w:left w:val="single" w:color="E9ECEF" w:sz="4"/>
+              <w:bottom w:val="single" w:color="E9ECEF" w:sz="4"/>
+              <w:right w:val="single" w:color="E9ECEF" w:sz="4"/>
+            </w:tcBorders>
+            <w:shd w:fill="FFFFFF" w:val="clear"/>
+            <w:tcMar>
+              <w:top w:type="dxa" w:w="100"/>
+              <w:left w:type="dxa" w:w="140"/>
+              <w:bottom w:type="dxa" w:w="100"/>
+              <w:right w:type="dxa" w:w="140"/>
+            </w:tcMar>
+            <w:vAlign w:val="center"/>
+          </w:tcPr>
+          <w:p>
+            <w:pPr>
+              <w:jc w:val="left"/>
+            </w:pPr>
+            <w:r>
+              <w:rPr>
+                <w:rFonts w:ascii="Open Sans" w:cs="Open Sans" w:eastAsia="Open Sans" w:hAnsi="Open Sans"/>
+                <w:b/>
+                <w:bCs/>
+                <w:color w:val="59595B"/>
+                <w:sz w:val="20"/>
+                <w:szCs w:val="20"/>
+              </w:rPr>
+              <w:t xml:space="preserve">Is our data — quotes, drawings, cost history, customer records — safe?</w:t>
+            </w:r>
+          </w:p>
+        </w:tc>
+        <w:tc>
+          <w:tcPr>
+            <w:tcW w:type="dxa" w:w="5850"/>
+            <w:tcBorders>
+              <w:top w:val="single" w:color="E9ECEF" w:sz="4"/>
+              <w:left w:val="single" w:color="E9ECEF" w:sz="4"/>
+              <w:bottom w:val="single" w:color="E9ECEF" w:sz="4"/>
+              <w:right w:val="single" w:color="E9ECEF" w:sz="4"/>
+            </w:tcBorders>
+            <w:shd w:fill="FFFFFF" w:val="clear"/>
+            <w:tcMar>
+              <w:top w:type="dxa" w:w="100"/>
+              <w:left w:type="dxa" w:w="140"/>
+              <w:bottom w:type="dxa" w:w="100"/>
+              <w:right w:type="dxa" w:w="140"/>
+            </w:tcMar>
+            <w:vAlign w:val="center"/>
+          </w:tcPr>
+          <w:p>
+            <w:pPr>
+              <w:jc w:val="left"/>
+            </w:pPr>
+            <w:r>
+              <w:rPr>
+                <w:rFonts w:ascii="Open Sans" w:cs="Open Sans" w:eastAsia="Open Sans" w:hAnsi="Open Sans"/>
+                <w:b w:val="false"/>
+                <w:bCs w:val="false"/>
+                <w:color w:val="59595B"/>
+                <w:sz w:val="20"/>
+                <w:szCs w:val="20"/>
+              </w:rPr>
+              <w:t xml:space="preserve">Yes. Sensitive data never touches a public AI model; we deploy private, governed systems with human review on anything compliance-bound, led by a CISSP-certified team. It is the same security posture Technijian already runs for JDH — CrowdStrike, Huntress, and the rest — extended to the AI layer.</w:t>
+            </w:r>
+          </w:p>
+        </w:tc>
+      </w:tr>
+      <w:tr>
+        <w:trPr>
+          <w:cantSplit/>
+        </w:trPr>
+        <w:tc>
+          <w:tcPr>
+            <w:tcW w:type="dxa" w:w="3510"/>
+            <w:tcBorders>
+              <w:top w:val="single" w:color="E9ECEF" w:sz="4"/>
+              <w:left w:val="single" w:color="E9ECEF" w:sz="4"/>
+              <w:bottom w:val="single" w:color="E9ECEF" w:sz="4"/>
+              <w:right w:val="single" w:color="E9ECEF" w:sz="4"/>
+            </w:tcBorders>
+            <w:shd w:fill="F8F9FA" w:val="clear"/>
+            <w:tcMar>
+              <w:top w:type="dxa" w:w="100"/>
+              <w:left w:type="dxa" w:w="140"/>
+              <w:bottom w:type="dxa" w:w="100"/>
+              <w:right w:type="dxa" w:w="140"/>
+            </w:tcMar>
+            <w:vAlign w:val="center"/>
+          </w:tcPr>
+          <w:p>
+            <w:pPr>
+              <w:jc w:val="left"/>
+            </w:pPr>
+            <w:r>
+              <w:rPr>
+                <w:rFonts w:ascii="Open Sans" w:cs="Open Sans" w:eastAsia="Open Sans" w:hAnsi="Open Sans"/>
+                <w:b/>
+                <w:bCs/>
+                <w:color w:val="59595B"/>
+                <w:sz w:val="20"/>
+                <w:szCs w:val="20"/>
+              </w:rPr>
+              <w:t xml:space="preserve">We’re a lean engineering and quality team. Do we have the bandwidth to manage this?</w:t>
+            </w:r>
+          </w:p>
+        </w:tc>
+        <w:tc>
+          <w:tcPr>
+            <w:tcW w:type="dxa" w:w="5850"/>
+            <w:tcBorders>
+              <w:top w:val="single" w:color="E9ECEF" w:sz="4"/>
+              <w:left w:val="single" w:color="E9ECEF" w:sz="4"/>
+              <w:bottom w:val="single" w:color="E9ECEF" w:sz="4"/>
+              <w:right w:val="single" w:color="E9ECEF" w:sz="4"/>
+            </w:tcBorders>
+            <w:shd w:fill="F8F9FA" w:val="clear"/>
+            <w:tcMar>
+              <w:top w:type="dxa" w:w="100"/>
+              <w:left w:type="dxa" w:w="140"/>
+              <w:bottom w:type="dxa" w:w="100"/>
+              <w:right w:type="dxa" w:w="140"/>
+            </w:tcMar>
+            <w:vAlign w:val="center"/>
+          </w:tcPr>
+          <w:p>
+            <w:pPr>
+              <w:jc w:val="left"/>
+            </w:pPr>
+            <w:r>
+              <w:rPr>
+                <w:rFonts w:ascii="Open Sans" w:cs="Open Sans" w:eastAsia="Open Sans" w:hAnsi="Open Sans"/>
+                <w:b w:val="false"/>
+                <w:bCs w:val="false"/>
+                <w:color w:val="59595B"/>
+                <w:sz w:val="20"/>
+                <w:szCs w:val="20"/>
+              </w:rPr>
+              <w:t xml:space="preserve">The point is the opposite — to give your engineers and quality team back hours, not add work. Technijian runs the build and the cadence; your involvement is a short workshop, a monthly strategy session, and reviewing and signing what the AI drafts. The fractional model means no new hire to manage.</w:t>
+            </w:r>
+          </w:p>
+        </w:tc>
+      </w:tr>
+      <w:tr>
+        <w:trPr>
+          <w:cantSplit/>
+        </w:trPr>
+        <w:tc>
+          <w:tcPr>
+            <w:tcW w:type="dxa" w:w="3510"/>
+            <w:tcBorders>
+              <w:top w:val="single" w:color="E9ECEF" w:sz="4"/>
+              <w:left w:val="single" w:color="E9ECEF" w:sz="4"/>
+              <w:bottom w:val="single" w:color="E9ECEF" w:sz="4"/>
+              <w:right w:val="single" w:color="E9ECEF" w:sz="4"/>
+            </w:tcBorders>
+            <w:shd w:fill="FFFFFF" w:val="clear"/>
+            <w:tcMar>
+              <w:top w:type="dxa" w:w="100"/>
+              <w:left w:type="dxa" w:w="140"/>
+              <w:bottom w:type="dxa" w:w="100"/>
+              <w:right w:type="dxa" w:w="140"/>
+            </w:tcMar>
+            <w:vAlign w:val="center"/>
+          </w:tcPr>
+          <w:p>
+            <w:pPr>
+              <w:jc w:val="left"/>
+            </w:pPr>
+            <w:r>
+              <w:rPr>
+                <w:rFonts w:ascii="Open Sans" w:cs="Open Sans" w:eastAsia="Open Sans" w:hAnsi="Open Sans"/>
+                <w:b/>
+                <w:bCs/>
+                <w:color w:val="59595B"/>
+                <w:sz w:val="20"/>
+                <w:szCs w:val="20"/>
+              </w:rPr>
+              <w:t xml:space="preserve">What if it doesn’t work?</w:t>
+            </w:r>
+          </w:p>
+        </w:tc>
+        <w:tc>
+          <w:tcPr>
+            <w:tcW w:type="dxa" w:w="5850"/>
+            <w:tcBorders>
+              <w:top w:val="single" w:color="E9ECEF" w:sz="4"/>
+              <w:left w:val="single" w:color="E9ECEF" w:sz="4"/>
+              <w:bottom w:val="single" w:color="E9ECEF" w:sz="4"/>
+              <w:right w:val="single" w:color="E9ECEF" w:sz="4"/>
+            </w:tcBorders>
+            <w:shd w:fill="FFFFFF" w:val="clear"/>
+            <w:tcMar>
+              <w:top w:type="dxa" w:w="100"/>
+              <w:left w:type="dxa" w:w="140"/>
+              <w:bottom w:type="dxa" w:w="100"/>
+              <w:right w:type="dxa" w:w="140"/>
+            </w:tcMar>
+            <w:vAlign w:val="center"/>
+          </w:tcPr>
+          <w:p>
+            <w:pPr>
+              <w:jc w:val="left"/>
+            </w:pPr>
+            <w:r>
+              <w:rPr>
+                <w:rFonts w:ascii="Open Sans" w:cs="Open Sans" w:eastAsia="Open Sans" w:hAnsi="Open Sans"/>
+                <w:b w:val="false"/>
+                <w:bCs w:val="false"/>
+                <w:color w:val="59595B"/>
+                <w:sz w:val="20"/>
+                <w:szCs w:val="20"/>
+              </w:rPr>
+              <w:t xml:space="preserve">The entry program is a fixed-price 90-day pilot with a defined success metric (Section 12), month-to-month with no lock-in. If it has not moved the needle by day 90, you are under no obligation to continue — and we will tell you honestly whether it is worth it.</w:t>
+            </w:r>
+          </w:p>
+        </w:tc>
+      </w:tr>
+      <w:tr>
+        <w:trPr>
+          <w:cantSplit/>
+        </w:trPr>
+        <w:tc>
+          <w:tcPr>
+            <w:tcW w:type="dxa" w:w="3510"/>
+            <w:tcBorders>
+              <w:top w:val="single" w:color="E9ECEF" w:sz="4"/>
+              <w:left w:val="single" w:color="E9ECEF" w:sz="4"/>
+              <w:bottom w:val="single" w:color="E9ECEF" w:sz="4"/>
+              <w:right w:val="single" w:color="E9ECEF" w:sz="4"/>
+            </w:tcBorders>
+            <w:shd w:fill="F8F9FA" w:val="clear"/>
+            <w:tcMar>
+              <w:top w:type="dxa" w:w="100"/>
+              <w:left w:type="dxa" w:w="140"/>
+              <w:bottom w:type="dxa" w:w="100"/>
+              <w:right w:type="dxa" w:w="140"/>
+            </w:tcMar>
+            <w:vAlign w:val="center"/>
+          </w:tcPr>
+          <w:p>
+            <w:pPr>
+              <w:jc w:val="left"/>
+            </w:pPr>
+            <w:r>
+              <w:rPr>
+                <w:rFonts w:ascii="Open Sans" w:cs="Open Sans" w:eastAsia="Open Sans" w:hAnsi="Open Sans"/>
+                <w:b/>
+                <w:bCs/>
+                <w:color w:val="59595B"/>
+                <w:sz w:val="20"/>
+                <w:szCs w:val="20"/>
+              </w:rPr>
+              <w:t xml:space="preserve">What does it really cost?</w:t>
+            </w:r>
+          </w:p>
+        </w:tc>
+        <w:tc>
+          <w:tcPr>
+            <w:tcW w:type="dxa" w:w="5850"/>
+            <w:tcBorders>
+              <w:top w:val="single" w:color="E9ECEF" w:sz="4"/>
+              <w:left w:val="single" w:color="E9ECEF" w:sz="4"/>
+              <w:bottom w:val="single" w:color="E9ECEF" w:sz="4"/>
+              <w:right w:val="single" w:color="E9ECEF" w:sz="4"/>
+            </w:tcBorders>
+            <w:shd w:fill="F8F9FA" w:val="clear"/>
+            <w:tcMar>
+              <w:top w:type="dxa" w:w="100"/>
+              <w:left w:type="dxa" w:w="140"/>
+              <w:bottom w:type="dxa" w:w="100"/>
+              <w:right w:type="dxa" w:w="140"/>
+            </w:tcMar>
+            <w:vAlign w:val="center"/>
+          </w:tcPr>
+          <w:p>
+            <w:pPr>
+              <w:jc w:val="left"/>
+            </w:pPr>
+            <w:r>
+              <w:rPr>
+                <w:rFonts w:ascii="Open Sans" w:cs="Open Sans" w:eastAsia="Open Sans" w:hAnsi="Open Sans"/>
+                <w:b w:val="false"/>
+                <w:bCs w:val="false"/>
+                <w:color w:val="59595B"/>
+                <w:sz w:val="20"/>
+                <w:szCs w:val="20"/>
+              </w:rPr>
+              <w:t xml:space="preserve">The entry program is about $32K for Year 1 — My SEO with AI search optimization, named-account intelligence, and the strategy workshop — at published or estimated rates, with no large up-front build. The custom AI Quote &amp; Quality-Doc engine (the full engine) is profiled in Section 12, but only comes after the pilot proves the lift. Productized "My X" services beyond My SEO are estimated and confirmed at quote.</w:t>
+            </w:r>
+          </w:p>
+        </w:tc>
+      </w:tr>
+    </w:tbl>
+    <w:p>
+      <w:pPr>
+        <w:pStyle w:val="Heading1"/>
+        <w:keepNext/>
+        <w:pageBreakBefore/>
+        <w:spacing w:after="120" w:before="0" w:line="240"/>
+      </w:pPr>
+      <w:r>
+        <w:rPr>
+          <w:rFonts w:ascii="Open Sans" w:cs="Open Sans" w:eastAsia="Open Sans" w:hAnsi="Open Sans"/>
+          <w:color w:val="FFFFFF"/>
+          <w:sz w:val="2"/>
+          <w:szCs w:val="2"/>
+        </w:rPr>
+        <w:t xml:space="preserve">17  What Happens Next</w:t>
+      </w:r>
+    </w:p>
+    <w:tbl>
+      <w:tblPr>
+        <w:tblW w:type="dxa" w:w="9360"/>
+        <w:tblBorders>
+          <w:top w:val="none" w:color="FFFFFF" w:sz="0"/>
+          <w:left w:val="none" w:color="FFFFFF" w:sz="0"/>
+          <w:bottom w:val="none" w:color="FFFFFF" w:sz="0"/>
+          <w:right w:val="none" w:color="FFFFFF" w:sz="0"/>
+          <w:insideH w:val="single" w:color="auto" w:sz="4"/>
+          <w:insideV w:val="single" w:color="auto" w:sz="4"/>
+        </w:tblBorders>
+      </w:tblPr>
+      <w:tblGrid>
+        <w:gridCol w:w="120"/>
+        <w:gridCol w:w="9240"/>
+      </w:tblGrid>
+      <w:tr>
+        <w:tc>
+          <w:tcPr>
+            <w:tcW w:type="dxa" w:w="120"/>
+            <w:tcBorders>
+              <w:top w:val="none" w:color="FFFFFF" w:sz="0"/>
+              <w:left w:val="none" w:color="FFFFFF" w:sz="0"/>
+              <w:bottom w:val="none" w:color="FFFFFF" w:sz="0"/>
+              <w:right w:val="none" w:color="FFFFFF" w:sz="0"/>
+            </w:tcBorders>
             <w:shd w:fill="1A1A2E" w:val="clear"/>
           </w:tcPr>
           <w:p>
@@ -20252,7 +23972,7 @@
                 <w:sz w:val="34"/>
                 <w:szCs w:val="34"/>
               </w:rPr>
-              <w:t xml:space="preserve">15  What Happens Next</w:t>
+              <w:t xml:space="preserve">17  What Happens Next</w:t>
             </w:r>
           </w:p>
         </w:tc>
@@ -20260,6 +23980,7 @@
     </w:tbl>
     <w:p>
       <w:pPr>
+        <w:keepNext/>
         <w:spacing w:after="0" w:before="100"/>
       </w:pPr>
       <w:r>
@@ -20306,6 +24027,7 @@
     </w:p>
     <w:p>
       <w:pPr>
+        <w:keepNext/>
         <w:spacing w:after="0" w:before="160"/>
       </w:pPr>
       <w:r>
@@ -20397,7 +24119,7 @@
                 <w:sz w:val="20"/>
                 <w:szCs w:val="20"/>
               </w:rPr>
-              <w:t xml:space="preserve">Step 1: A 30-minute discovery call to answer the Section 14 questions and confirm program scope — easy to schedule, because the team already meets with JDH on IT.</w:t>
+              <w:t xml:space="preserve">Step 1: A 30-minute discovery call to answer the Section 15 questions and confirm program scope — easy to schedule, because the team already meets with JDH on IT.</w:t>
             </w:r>
           </w:p>
           <w:p>
@@ -20437,6 +24159,7 @@
     </w:tbl>
     <w:p>
       <w:pPr>
+        <w:keepNext/>
         <w:spacing w:after="0" w:before="200"/>
       </w:pPr>
       <w:r>
@@ -20526,9 +24249,22 @@
     </w:tbl>
     <w:p>
       <w:pPr>
+        <w:spacing w:after="0" w:before="0"/>
+      </w:pPr>
+      <w:r>
+        <w:rPr>
+          <w:sz w:val="2"/>
+          <w:szCs w:val="2"/>
+        </w:rPr>
+        <w:t xml:space="preserve"/>
+      </w:r>
+    </w:p>
+    <w:p>
+      <w:pPr>
         <w:pStyle w:val="Heading1"/>
         <w:keepNext/>
-        <w:spacing w:after="120" w:before="480" w:line="240"/>
+        <w:pageBreakBefore/>
+        <w:spacing w:after="120" w:before="0" w:line="240"/>
       </w:pPr>
       <w:r>
         <w:rPr>
@@ -20537,7 +24273,7 @@
           <w:sz w:val="2"/>
           <w:szCs w:val="2"/>
         </w:rPr>
-        <w:t xml:space="preserve">16  About Technijian</w:t>
+        <w:t xml:space="preserve">18  About Technijian</w:t>
       </w:r>
     </w:p>
     <w:tbl>
@@ -20601,7 +24337,7 @@
                 <w:sz w:val="34"/>
                 <w:szCs w:val="34"/>
               </w:rPr>
-              <w:t xml:space="preserve">16  About Technijian</w:t>
+              <w:t xml:space="preserve">18  About Technijian</w:t>
             </w:r>
           </w:p>
         </w:tc>
@@ -20609,6 +24345,7 @@
     </w:tbl>
     <w:p>
       <w:pPr>
+        <w:keepNext/>
         <w:spacing w:after="0" w:before="100"/>
       </w:pPr>
       <w:r>
@@ -20636,6 +24373,7 @@
     </w:p>
     <w:p>
       <w:pPr>
+        <w:keepNext/>
         <w:spacing w:after="0" w:before="140"/>
       </w:pPr>
       <w:r>
@@ -21112,6 +24850,7 @@
     </w:tbl>
     <w:p>
       <w:pPr>
+        <w:keepNext/>
         <w:spacing w:after="0" w:before="200"/>
       </w:pPr>
       <w:r>
@@ -21515,7 +25254,8 @@
       <w:pPr>
         <w:pStyle w:val="Heading1"/>
         <w:keepNext/>
-        <w:spacing w:after="120" w:before="480" w:line="240"/>
+        <w:pageBreakBefore/>
+        <w:spacing w:after="120" w:before="0" w:line="240"/>
       </w:pPr>
       <w:r>
         <w:rPr>
@@ -21596,6 +25336,7 @@
     </w:tbl>
     <w:p>
       <w:pPr>
+        <w:keepNext/>
         <w:spacing w:after="0" w:before="100"/>
       </w:pPr>
       <w:r>
@@ -21623,6 +25364,7 @@
     </w:p>
     <w:p>
       <w:pPr>
+        <w:keepNext/>
         <w:spacing w:after="0" w:before="120"/>
       </w:pPr>
       <w:r>
@@ -22154,6 +25896,12 @@
       <w:startOverride w:val="1"/>
     </w:lvlOverride>
   </w:num>
+  <w:num w:numId="2">
+    <w:abstractNumId w:val="2"/>
+    <w:lvlOverride w:ilvl="0">
+      <w:startOverride w:val="1"/>
+    </w:lvlOverride>
+  </w:num>
 </w:numbering>
 </file>
 
